--- a/Performance & Final Submission/final Doc.docx
+++ b/Performance & Final Submission/final Doc.docx
@@ -1,6 +1,6 @@
 
 <file path=word/document.xml><?xml version="1.0" encoding="utf-8"?>
-<w:document xmlns:wpc="http://schemas.microsoft.com/office/word/2010/wordprocessingCanvas" xmlns:cx="http://schemas.microsoft.com/office/drawing/2014/chartex" xmlns:cx1="http://schemas.microsoft.com/office/drawing/2015/9/8/chartex" xmlns:cx2="http://schemas.microsoft.com/office/drawing/2015/10/21/chartex" xmlns:cx3="http://schemas.microsoft.com/office/drawing/2016/5/9/chartex" xmlns:cx4="http://schemas.microsoft.com/office/drawing/2016/5/10/chartex" xmlns:cx5="http://schemas.microsoft.com/office/drawing/2016/5/11/chartex" xmlns:cx6="http://schemas.microsoft.com/office/drawing/2016/5/12/chartex" xmlns:cx7="http://schemas.microsoft.com/office/drawing/2016/5/13/chartex" xmlns:cx8="http://schemas.microsoft.com/office/drawing/2016/5/14/chartex" xmlns:mc="http://schemas.openxmlformats.org/markup-compatibility/2006" xmlns:aink="http://schemas.microsoft.com/office/drawing/2016/ink" xmlns:am3d="http://schemas.microsoft.com/office/drawing/2017/model3d" xmlns:o="urn:schemas-microsoft-com:office:office" xmlns:oel="http://schemas.microsoft.com/office/2019/extlst" xmlns:r="http://schemas.openxmlformats.org/officeDocument/2006/relationships" xmlns:m="http://schemas.openxmlformats.org/officeDocument/2006/math" xmlns:v="urn:schemas-microsoft-com:vml" xmlns:wp14="http://schemas.microsoft.com/office/word/2010/wordprocessingDrawing" xmlns:wp="http://schemas.openxmlformats.org/drawingml/2006/wordprocessingDrawing" xmlns:w10="urn:schemas-microsoft-com:office:word" xmlns:w="http://schemas.openxmlformats.org/wordprocessingml/2006/main" xmlns:w14="http://schemas.microsoft.com/office/word/2010/wordml" xmlns:w15="http://schemas.microsoft.com/office/word/2012/wordml" xmlns:w16cex="http://schemas.microsoft.com/office/word/2018/wordml/cex" xmlns:w16cid="http://schemas.microsoft.com/office/word/2016/wordml/cid" xmlns:w16="http://schemas.microsoft.com/office/word/2018/wordml" xmlns:w16du="http://schemas.microsoft.com/office/word/2023/wordml/word16du" xmlns:w16sdtdh="http://schemas.microsoft.com/office/word/2020/wordml/sdtdatahash" xmlns:w16sdtfl="http://schemas.microsoft.com/office/word/2024/wordml/sdtformatlock" xmlns:w16se="http://schemas.microsoft.com/office/word/2015/wordml/symex" xmlns:wpg="http://schemas.microsoft.com/office/word/2010/wordprocessingGroup" xmlns:wpi="http://schemas.microsoft.com/office/word/2010/wordprocessingInk" xmlns:wne="http://schemas.microsoft.com/office/word/2006/wordml" xmlns:wps="http://schemas.microsoft.com/office/word/2010/wordprocessingShape" mc:Ignorable="w14 w15 w16se w16cid w16 w16cex w16sdtdh w16sdtfl w16du wp14">
+<w:document xmlns:wpc="http://schemas.microsoft.com/office/word/2010/wordprocessingCanvas" xmlns:cx="http://schemas.microsoft.com/office/drawing/2014/chartex" xmlns:mc="http://schemas.openxmlformats.org/markup-compatibility/2006" xmlns:o="urn:schemas-microsoft-com:office:office" xmlns:r="http://schemas.openxmlformats.org/officeDocument/2006/relationships" xmlns:m="http://schemas.openxmlformats.org/officeDocument/2006/math" xmlns:v="urn:schemas-microsoft-com:vml" xmlns:wp14="http://schemas.microsoft.com/office/word/2010/wordprocessingDrawing" xmlns:wp="http://schemas.openxmlformats.org/drawingml/2006/wordprocessingDrawing" xmlns:w10="urn:schemas-microsoft-com:office:word" xmlns:w="http://schemas.openxmlformats.org/wordprocessingml/2006/main" xmlns:w14="http://schemas.microsoft.com/office/word/2010/wordml" xmlns:w15="http://schemas.microsoft.com/office/word/2012/wordml" xmlns:w16se="http://schemas.microsoft.com/office/word/2015/wordml/symex" xmlns:wpg="http://schemas.microsoft.com/office/word/2010/wordprocessingGroup" xmlns:wpi="http://schemas.microsoft.com/office/word/2010/wordprocessingInk" xmlns:wne="http://schemas.microsoft.com/office/word/2006/wordml" xmlns:wps="http://schemas.microsoft.com/office/word/2010/wordprocessingShape" mc:Ignorable="w14 w15 w16se wp14">
   <w:body>
     <w:p>
       <w:pPr>
@@ -118,7 +118,21 @@
         <w:rPr>
           <w:sz w:val="28"/>
         </w:rPr>
-        <w:t xml:space="preserve">Prepared For </w:t>
+        <w:t xml:space="preserve">Prepared </w:t>
+      </w:r>
+      <w:proofErr w:type="gramStart"/>
+      <w:r>
+        <w:rPr>
+          <w:sz w:val="28"/>
+        </w:rPr>
+        <w:t>For</w:t>
+      </w:r>
+      <w:proofErr w:type="gramEnd"/>
+      <w:r>
+        <w:rPr>
+          <w:sz w:val="28"/>
+        </w:rPr>
+        <w:t xml:space="preserve"> </w:t>
       </w:r>
       <w:r>
         <w:rPr>
@@ -270,12 +284,28 @@
           <w:sz w:val="28"/>
         </w:rPr>
       </w:pPr>
+      <w:proofErr w:type="spellStart"/>
       <w:r>
         <w:rPr>
           <w:sz w:val="28"/>
         </w:rPr>
-        <w:t xml:space="preserve">Aditya Narendra Shinde </w:t>
-      </w:r>
+        <w:t>Purva</w:t>
+      </w:r>
+      <w:proofErr w:type="spellEnd"/>
+      <w:r>
+        <w:rPr>
+          <w:sz w:val="28"/>
+        </w:rPr>
+        <w:t xml:space="preserve"> </w:t>
+      </w:r>
+      <w:proofErr w:type="spellStart"/>
+      <w:r>
+        <w:rPr>
+          <w:sz w:val="28"/>
+        </w:rPr>
+        <w:t>Patil</w:t>
+      </w:r>
+      <w:proofErr w:type="spellEnd"/>
     </w:p>
     <w:p>
       <w:pPr>
@@ -417,6 +447,8 @@
           <w:sz w:val="28"/>
         </w:rPr>
       </w:pPr>
+      <w:bookmarkStart w:id="0" w:name="_GoBack"/>
+      <w:bookmarkEnd w:id="0"/>
     </w:p>
     <w:p>
       <w:pPr>
@@ -426,45 +458,6 @@
           <w:sz w:val="28"/>
         </w:rPr>
       </w:pPr>
-    </w:p>
-    <w:p>
-      <w:pPr>
-        <w:ind w:right="355"/>
-        <w:jc w:val="center"/>
-        <w:rPr>
-          <w:sz w:val="24"/>
-        </w:rPr>
-      </w:pPr>
-      <w:r>
-        <w:rPr>
-          <w:spacing w:val="-5"/>
-          <w:sz w:val="24"/>
-        </w:rPr>
-        <w:t>On</w:t>
-      </w:r>
-    </w:p>
-    <w:p>
-      <w:pPr>
-        <w:spacing w:before="44"/>
-        <w:ind w:right="345"/>
-        <w:jc w:val="center"/>
-        <w:rPr>
-          <w:sz w:val="24"/>
-        </w:rPr>
-      </w:pPr>
-      <w:r>
-        <w:rPr>
-          <w:sz w:val="24"/>
-        </w:rPr>
-        <w:t>09-06-</w:t>
-      </w:r>
-      <w:r>
-        <w:rPr>
-          <w:spacing w:val="-4"/>
-          <w:sz w:val="24"/>
-        </w:rPr>
-        <w:t>2026</w:t>
-      </w:r>
     </w:p>
     <w:p>
       <w:pPr>
@@ -522,7 +515,10 @@
         <w:ind w:right="295"/>
       </w:pPr>
       <w:r>
-        <w:t>In the age of digitization, data and network infrastructures are the backbone of organizations, enterprises, and personal computing environments. With the increasing reliance on internet services,</w:t>
+        <w:t xml:space="preserve">In the age of digitization, </w:t>
+      </w:r>
+      <w:r>
+        <w:t>data and network infrastructures are the backbone of organizations, enterprises, and personal computing environments. With the increasing reliance on internet services,</w:t>
       </w:r>
       <w:r>
         <w:rPr>
@@ -621,7 +617,10 @@
         <w:t xml:space="preserve"> </w:t>
       </w:r>
       <w:r>
-        <w:t>frequency and</w:t>
+        <w:t>frequency</w:t>
+      </w:r>
+      <w:r>
+        <w:t xml:space="preserve"> and</w:t>
       </w:r>
       <w:r>
         <w:rPr>
@@ -2551,8 +2550,8 @@
           <w:color w:val="365F91"/>
         </w:rPr>
       </w:pPr>
-      <w:bookmarkStart w:id="0" w:name="•_INTRODUCTION"/>
-      <w:bookmarkEnd w:id="0"/>
+      <w:bookmarkStart w:id="1" w:name="•_INTRODUCTION"/>
+      <w:bookmarkEnd w:id="1"/>
       <w:r>
         <w:rPr>
           <w:color w:val="365F91"/>
@@ -2704,7 +2703,10 @@
         <w:t xml:space="preserve"> </w:t>
       </w:r>
       <w:r>
-        <w:t>personal computing environments. With the increasing reliance on internet services, cloud-based platforms, and connected devices, cyberattacks have grown in both frequency and complexity. Cyber threats such as Denial of Service (DoS), phishing, ransomware,</w:t>
+        <w:t xml:space="preserve">personal computing </w:t>
+      </w:r>
+      <w:r>
+        <w:t>environments. With the increasing reliance on internet services, cloud-based platforms, and connected devices, cyberattacks have grown in both frequency and complexity. Cyber threats such as Denial of Service (DoS), phishing, ransomware,</w:t>
       </w:r>
       <w:r>
         <w:rPr>
@@ -2813,7 +2815,10 @@
         <w:t xml:space="preserve">Intrusion Detection Systems (IDS) </w:t>
       </w:r>
       <w:r>
-        <w:t>are security mechanisms designed to monitor and analyze network or system activities for signs of malicious behavior. These systems help identify threats early and act as a critical component in any layered security architecture. However,</w:t>
+        <w:t xml:space="preserve">are security mechanisms designed to monitor and analyze network or system activities for signs of </w:t>
+      </w:r>
+      <w:r>
+        <w:t>malicious behavior. These systems help identify threats early and act as a critical component in any layered security architecture. However,</w:t>
       </w:r>
       <w:r>
         <w:rPr>
@@ -2933,7 +2938,10 @@
         <w:t xml:space="preserve"> </w:t>
       </w:r>
       <w:r>
-        <w:t>rules, static signatures, and manual configurations, which makes them ineffective against novel attacks or dynamic attack patterns.</w:t>
+        <w:t>rules, static signatures, and manual c</w:t>
+      </w:r>
+      <w:r>
+        <w:t>onfigurations, which makes them ineffective against novel attacks or dynamic attack patterns.</w:t>
       </w:r>
     </w:p>
     <w:p>
@@ -3009,7 +3017,10 @@
         <w:t xml:space="preserve"> </w:t>
       </w:r>
       <w:r>
-        <w:t>enables</w:t>
+        <w:t>enabl</w:t>
+      </w:r>
+      <w:r>
+        <w:t>es</w:t>
       </w:r>
       <w:r>
         <w:rPr>
@@ -3380,7 +3391,10 @@
         <w:t xml:space="preserve"> </w:t>
       </w:r>
       <w:r>
-        <w:t>known</w:t>
+        <w:t>kno</w:t>
+      </w:r>
+      <w:r>
+        <w:t>wn</w:t>
       </w:r>
       <w:r>
         <w:rPr>
@@ -3450,8 +3464,8 @@
       <w:pPr>
         <w:pStyle w:val="Heading3"/>
       </w:pPr>
-      <w:bookmarkStart w:id="1" w:name="Project_Overview"/>
-      <w:bookmarkEnd w:id="1"/>
+      <w:bookmarkStart w:id="2" w:name="Project_Overview"/>
+      <w:bookmarkEnd w:id="2"/>
       <w:r>
         <w:rPr>
           <w:color w:val="4F81BA"/>
@@ -3588,7 +3602,10 @@
         <w:t xml:space="preserve"> </w:t>
       </w:r>
       <w:r>
-        <w:t>using machine</w:t>
+        <w:t xml:space="preserve">using </w:t>
+      </w:r>
+      <w:r>
+        <w:t>machine</w:t>
       </w:r>
       <w:r>
         <w:rPr>
@@ -3678,7 +3695,10 @@
         <w:t xml:space="preserve"> </w:t>
       </w:r>
       <w:r>
-        <w:t xml:space="preserve">intrusions and cyberattacks. The system uses datasets consisting of real and simulated network traffic data, which are processed to train classification models capable of identifying suspicious </w:t>
+        <w:t>intrusions and cyberattacks. The system uses datasets consisting of real and simulated network traffic data, which are processed to train classification models capable of identi</w:t>
+      </w:r>
+      <w:r>
+        <w:t xml:space="preserve">fying suspicious </w:t>
       </w:r>
       <w:r>
         <w:rPr>
@@ -3702,8 +3722,8 @@
       <w:pPr>
         <w:pStyle w:val="Heading3"/>
       </w:pPr>
-      <w:bookmarkStart w:id="2" w:name="The_system's_core_functionality_includes"/>
-      <w:bookmarkEnd w:id="2"/>
+      <w:bookmarkStart w:id="3" w:name="The_system's_core_functionality_includes"/>
+      <w:bookmarkEnd w:id="3"/>
       <w:r>
         <w:rPr>
           <w:color w:val="4F81BA"/>
@@ -5110,8 +5130,8 @@
         <w:pStyle w:val="Heading3"/>
         <w:spacing w:before="1" w:line="315" w:lineRule="exact"/>
       </w:pPr>
-      <w:bookmarkStart w:id="3" w:name="Purpose"/>
-      <w:bookmarkEnd w:id="3"/>
+      <w:bookmarkStart w:id="4" w:name="Purpose"/>
+      <w:bookmarkEnd w:id="4"/>
       <w:r>
         <w:rPr>
           <w:color w:val="4F81BA"/>
@@ -5316,8 +5336,8 @@
           <w:color w:val="4F81BA"/>
         </w:rPr>
       </w:pPr>
-      <w:bookmarkStart w:id="4" w:name="•_Enhancing_Threat_Detection"/>
-      <w:bookmarkEnd w:id="4"/>
+      <w:bookmarkStart w:id="5" w:name="•_Enhancing_Threat_Detection"/>
+      <w:bookmarkEnd w:id="5"/>
       <w:r>
         <w:rPr>
           <w:color w:val="4F81BA"/>
@@ -5436,7 +5456,13 @@
         <w:rPr>
           <w:spacing w:val="-2"/>
         </w:rPr>
-        <w:t>and</w:t>
+        <w:t>a</w:t>
+      </w:r>
+      <w:r>
+        <w:rPr>
+          <w:spacing w:val="-2"/>
+        </w:rPr>
+        <w:t>nd</w:t>
       </w:r>
       <w:r>
         <w:rPr>
@@ -5506,8 +5532,8 @@
           <w:color w:val="4F81BA"/>
         </w:rPr>
       </w:pPr>
-      <w:bookmarkStart w:id="5" w:name="•_Reducing_False_Positives"/>
-      <w:bookmarkEnd w:id="5"/>
+      <w:bookmarkStart w:id="6" w:name="•_Reducing_False_Positives"/>
+      <w:bookmarkEnd w:id="6"/>
       <w:r>
         <w:rPr>
           <w:color w:val="4F81BA"/>
@@ -5552,7 +5578,10 @@
         <w:jc w:val="both"/>
       </w:pPr>
       <w:r>
-        <w:t>A significant issue with traditional IDS is the high number of false alarms. AI models can be fine-tuned to differentiate between benign anomalies</w:t>
+        <w:t xml:space="preserve">A significant issue with traditional IDS is the high number of false alarms. AI </w:t>
+      </w:r>
+      <w:r>
+        <w:t>models can be fine-tuned to differentiate between benign anomalies</w:t>
       </w:r>
       <w:r>
         <w:rPr>
@@ -5591,8 +5620,8 @@
           <w:color w:val="4F81BA"/>
         </w:rPr>
       </w:pPr>
-      <w:bookmarkStart w:id="6" w:name="•_Supporting_Adaptive_Learning"/>
-      <w:bookmarkEnd w:id="6"/>
+      <w:bookmarkStart w:id="7" w:name="•_Supporting_Adaptive_Learning"/>
+      <w:bookmarkEnd w:id="7"/>
       <w:r>
         <w:rPr>
           <w:color w:val="4F81BA"/>
@@ -5637,7 +5666,10 @@
         <w:jc w:val="both"/>
       </w:pPr>
       <w:r>
-        <w:t xml:space="preserve">Unlike static IDS, AI-IDS systems can continuously learn from new data. This ensures the system remains up-to-date with the latest attack trends and adapts to evolving threat </w:t>
+        <w:t xml:space="preserve">Unlike static IDS, AI-IDS systems can continuously learn from new </w:t>
+      </w:r>
+      <w:r>
+        <w:t xml:space="preserve">data. This ensures the system remains up-to-date with the latest attack trends and adapts to evolving threat </w:t>
       </w:r>
       <w:r>
         <w:rPr>
@@ -5674,8 +5706,8 @@
           <w:color w:val="4F81BA"/>
         </w:rPr>
       </w:pPr>
-      <w:bookmarkStart w:id="7" w:name="•_Improving_Network_Visibility"/>
-      <w:bookmarkEnd w:id="7"/>
+      <w:bookmarkStart w:id="8" w:name="•_Improving_Network_Visibility"/>
+      <w:bookmarkEnd w:id="8"/>
       <w:r>
         <w:rPr>
           <w:color w:val="4F81BA"/>
@@ -5837,7 +5869,10 @@
         <w:t xml:space="preserve"> </w:t>
       </w:r>
       <w:r>
-        <w:t>help security teams understand attack vectors, frequency, and patterns for better response and prevention strategies.</w:t>
+        <w:t xml:space="preserve">help </w:t>
+      </w:r>
+      <w:r>
+        <w:t>security teams understand attack vectors, frequency, and patterns for better response and prevention strategies.</w:t>
       </w:r>
     </w:p>
     <w:p>
@@ -5868,8 +5903,8 @@
           <w:color w:val="4F81BA"/>
         </w:rPr>
       </w:pPr>
-      <w:bookmarkStart w:id="8" w:name="•_Real-World_Relevance"/>
-      <w:bookmarkEnd w:id="8"/>
+      <w:bookmarkStart w:id="9" w:name="•_Real-World_Relevance"/>
+      <w:bookmarkEnd w:id="9"/>
       <w:r>
         <w:rPr>
           <w:color w:val="4F81BA"/>
@@ -6075,8 +6110,8 @@
           <w:color w:val="365F91"/>
         </w:rPr>
       </w:pPr>
-      <w:bookmarkStart w:id="9" w:name="•_LITERATURE_SURVEY"/>
-      <w:bookmarkEnd w:id="9"/>
+      <w:bookmarkStart w:id="10" w:name="•_LITERATURE_SURVEY"/>
+      <w:bookmarkEnd w:id="10"/>
       <w:r>
         <w:rPr>
           <w:color w:val="365F91"/>
@@ -6107,7 +6142,13 @@
         <w:jc w:val="both"/>
       </w:pPr>
       <w:r>
-        <w:t>The rapid expansion of networked systems and services has led to a parallel increase in cybersecurity risks. Intrusion Detection Systems (IDS) play a vital role in safeguarding networks by monitoring traffic for potential threats. However, traditional IDS solutions face numerous limitations, which have prompted researchers to explore more intelligent approaches,</w:t>
+        <w:t>The rapid expansion of networked systems and services has led to a parallel increase in cyb</w:t>
+      </w:r>
+      <w:r>
+        <w:t>ersecurity risks. Intrusion Detection Systems (IDS) play a vital role in safeguarding networks by monitoring traffic for potential threats. However, traditional IDS solutions face numerous limitations, which have prompted researchers to explore more intell</w:t>
+      </w:r>
+      <w:r>
+        <w:t>igent approaches,</w:t>
       </w:r>
       <w:r>
         <w:rPr>
@@ -6227,7 +6268,10 @@
       </w:pPr>
       <w:r>
         <w:lastRenderedPageBreak/>
-        <w:t>provides an overview of the challenges in existing IDS systems, previous research efforts in the domain, and defines the specific problem this project seeks to address.</w:t>
+        <w:t xml:space="preserve">provides an overview of the challenges in existing IDS systems, previous research efforts in the domain, and </w:t>
+      </w:r>
+      <w:r>
+        <w:t>defines the specific problem this project seeks to address.</w:t>
       </w:r>
     </w:p>
     <w:p>
@@ -6245,8 +6289,8 @@
       <w:pPr>
         <w:pStyle w:val="Heading3"/>
       </w:pPr>
-      <w:bookmarkStart w:id="10" w:name="Existing_Problem"/>
-      <w:bookmarkEnd w:id="10"/>
+      <w:bookmarkStart w:id="11" w:name="Existing_Problem"/>
+      <w:bookmarkEnd w:id="11"/>
       <w:r>
         <w:rPr>
           <w:color w:val="4F81BA"/>
@@ -6277,7 +6321,10 @@
         <w:jc w:val="both"/>
       </w:pPr>
       <w:r>
-        <w:t>Intrusion Detection Systems are typically categorized into signature-based and anomaly-based models. Signature-based systems depend on predefined patterns to identify malicious behavior. While effective at detecting known threats, they fail to identify zero-day attacks or new intrusion techniques that do not match any</w:t>
+        <w:t xml:space="preserve">Intrusion Detection Systems are typically categorized into signature-based and anomaly-based models. Signature-based systems depend on predefined patterns to identify malicious </w:t>
+      </w:r>
+      <w:r>
+        <w:t>behavior. While effective at detecting known threats, they fail to identify zero-day attacks or new intrusion techniques that do not match any</w:t>
       </w:r>
       <w:r>
         <w:rPr>
@@ -6286,7 +6333,10 @@
         <w:t xml:space="preserve"> </w:t>
       </w:r>
       <w:r>
-        <w:t>existing signature. Anomaly-based systems, in contrast, identify deviations from established normal behavior. Although they offer some capability</w:t>
+        <w:t>existing signature. Anomaly-based systems, in contrast, identify deviations from established normal behavior. Alt</w:t>
+      </w:r>
+      <w:r>
+        <w:t>hough they offer some capability</w:t>
       </w:r>
       <w:r>
         <w:rPr>
@@ -6450,7 +6500,10 @@
         <w:t xml:space="preserve"> </w:t>
       </w:r>
       <w:r>
-        <w:t>the ability to adapt</w:t>
+        <w:t xml:space="preserve">the ability to </w:t>
+      </w:r>
+      <w:r>
+        <w:t>adapt</w:t>
       </w:r>
       <w:r>
         <w:rPr>
@@ -6459,7 +6512,10 @@
         <w:t xml:space="preserve"> </w:t>
       </w:r>
       <w:r>
-        <w:t>over time. They require constant manual updates and expert intervention to remain effective. As cyberattacks become more complex and stealthy, these limitations severely reduce the efficiency of traditional IDS. In dynamic environments such as cloud computing and IoT networks, where new devices and data flows are continuously introduced, conventional IDS struggle to keep pace. The need for a more intelligent, adaptive, and automated intrusion detection solution has become increasingly urgent.</w:t>
+        <w:t xml:space="preserve">over time. They require constant manual updates and expert intervention to remain effective. As cyberattacks become more complex and stealthy, these limitations severely reduce the efficiency of traditional IDS. In dynamic environments such as cloud </w:t>
+      </w:r>
+      <w:r>
+        <w:t>computing and IoT networks, where new devices and data flows are continuously introduced, conventional IDS struggle to keep pace. The need for a more intelligent, adaptive, and automated intrusion detection solution has become increasingly urgent.</w:t>
       </w:r>
     </w:p>
     <w:p>
@@ -6477,14 +6533,21 @@
       <w:pPr>
         <w:pStyle w:val="Heading3"/>
       </w:pPr>
-      <w:bookmarkStart w:id="11" w:name="References"/>
-      <w:bookmarkEnd w:id="11"/>
+      <w:bookmarkStart w:id="12" w:name="References"/>
+      <w:bookmarkEnd w:id="12"/>
       <w:r>
         <w:rPr>
           <w:color w:val="4F81BA"/>
           <w:spacing w:val="-2"/>
         </w:rPr>
-        <w:t>References</w:t>
+        <w:t>Refere</w:t>
+      </w:r>
+      <w:r>
+        <w:rPr>
+          <w:color w:val="4F81BA"/>
+          <w:spacing w:val="-2"/>
+        </w:rPr>
+        <w:t>nces</w:t>
       </w:r>
     </w:p>
     <w:p>
@@ -6557,7 +6620,10 @@
         <w:t xml:space="preserve"> </w:t>
       </w:r>
       <w:r>
-        <w:t>proposed the NSL-</w:t>
+        <w:t>propo</w:t>
+      </w:r>
+      <w:r>
+        <w:t>sed the NSL-</w:t>
       </w:r>
     </w:p>
     <w:p>
@@ -7010,7 +7076,13 @@
       </w:r>
       <w:proofErr w:type="spellEnd"/>
       <w:r>
-        <w:t xml:space="preserve"> et al. (2019) explored the use of Recurrent Neural Networks (RNNs) and Convolutional Neural Networks (CNNs) in intrusion detection. Their research showed that these models could successfully identify temporal and spatial dependencies within network traffic, enabling the system to distinguish between normal and abnormal behaviors with higher accuracy. They also</w:t>
+        <w:t xml:space="preserve"> et al. (2019) explore</w:t>
+      </w:r>
+      <w:r>
+        <w:t>d the use of Recurrent Neural Networks (RNNs) and Convolutional Neural Networks (CNNs) in intrusion detection. Their research showed that these models could successfully identify temporal and spatial dependencies within network traffic, enabling the system</w:t>
+      </w:r>
+      <w:r>
+        <w:t xml:space="preserve"> to distinguish between normal and abnormal behaviors with higher accuracy. They also</w:t>
       </w:r>
       <w:r>
         <w:rPr>
@@ -7074,7 +7146,10 @@
       </w:r>
       <w:proofErr w:type="spellEnd"/>
       <w:r>
-        <w:t xml:space="preserve"> et al. (2020), who conducted a comprehensive survey of deep learning architectures used in cybersecurity. Their findings emphasized the growing</w:t>
+        <w:t xml:space="preserve"> et</w:t>
+      </w:r>
+      <w:r>
+        <w:t xml:space="preserve"> al. (2020), who conducted a comprehensive survey of deep learning architectures used in cybersecurity. Their findings emphasized the growing</w:t>
       </w:r>
       <w:r>
         <w:rPr>
@@ -7173,7 +7248,10 @@
         <w:t xml:space="preserve"> </w:t>
       </w:r>
       <w:r>
-        <w:t>wide range of</w:t>
+        <w:t xml:space="preserve">wide </w:t>
+      </w:r>
+      <w:r>
+        <w:t>range of</w:t>
       </w:r>
       <w:r>
         <w:rPr>
@@ -7319,7 +7397,10 @@
         <w:jc w:val="both"/>
       </w:pPr>
       <w:r>
-        <w:t>The UNSW-NB15 dataset, developed by the Australian Centre for Cyber Security, is another major advancement in the IDS domain. It includes up-to-date attack types and realistic network</w:t>
+        <w:t>The UNSW-NB15 dataset, developed by the Australian Centre for Cyber Security, is anot</w:t>
+      </w:r>
+      <w:r>
+        <w:t>her major advancement in the IDS domain. It includes up-to-date attack types and realistic network</w:t>
       </w:r>
       <w:r>
         <w:rPr>
@@ -7418,7 +7499,10 @@
         <w:t xml:space="preserve"> </w:t>
       </w:r>
       <w:r>
-        <w:t>proven effective for evaluating the performance of machine learning-based IDS systems.</w:t>
+        <w:t>proven effective for evaluatin</w:t>
+      </w:r>
+      <w:r>
+        <w:t>g the performance of machine learning-based IDS systems.</w:t>
       </w:r>
     </w:p>
     <w:p>
@@ -7596,8 +7680,8 @@
         <w:spacing w:before="1"/>
         <w:jc w:val="both"/>
       </w:pPr>
-      <w:bookmarkStart w:id="12" w:name="Problem_Statement_Definition"/>
-      <w:bookmarkEnd w:id="12"/>
+      <w:bookmarkStart w:id="13" w:name="Problem_Statement_Definition"/>
+      <w:bookmarkEnd w:id="13"/>
       <w:r>
         <w:rPr>
           <w:color w:val="4F81BA"/>
@@ -7628,7 +7712,10 @@
         <w:jc w:val="both"/>
       </w:pPr>
       <w:r>
-        <w:t>Traditional intrusion detection systems are limited in their ability to detect modern, sophisticated, and previously unknown cyber threats. These systems often suffer from high false alarm rates and depend heavily on manual configuration and predefined rules, which</w:t>
+        <w:t>Traditional intrusion detection systems are limited in their ability to detect modern, sophisticated, and previously unknown cyber threats. These systems often suffer from high false alarm rates and depend heavily on manual con</w:t>
+      </w:r>
+      <w:r>
+        <w:t>figuration and predefined rules, which</w:t>
       </w:r>
     </w:p>
     <w:p>
@@ -7712,7 +7799,10 @@
         <w:t xml:space="preserve"> </w:t>
       </w:r>
       <w:r>
-        <w:t>intrusion detection solution that</w:t>
+        <w:t>intrusion detection solution th</w:t>
+      </w:r>
+      <w:r>
+        <w:t>at</w:t>
       </w:r>
       <w:r>
         <w:rPr>
@@ -7870,7 +7960,13 @@
         <w:rPr>
           <w:spacing w:val="-2"/>
         </w:rPr>
-        <w:t>automatically classify</w:t>
+        <w:t>automatical</w:t>
+      </w:r>
+      <w:r>
+        <w:rPr>
+          <w:spacing w:val="-2"/>
+        </w:rPr>
+        <w:t>ly classify</w:t>
       </w:r>
       <w:r>
         <w:rPr>
@@ -7921,7 +8017,10 @@
         <w:t xml:space="preserve">training </w:t>
       </w:r>
       <w:r>
-        <w:t>the system on comprehensive datasets such as NSL-KDD and UNSW- NB15, the proposed solution will be able to identify abnormal behaviors and unknown attacks with greater precision, thus providing a smarter, more reliable alternative to traditional IDS methods.</w:t>
+        <w:t>the system on comprehensive datasets such as NSL-KDD and UNSW- NB15, the proposed solution will be able to identify abnormal behaviors and unknown attacks with greater precision, thus providing</w:t>
+      </w:r>
+      <w:r>
+        <w:t xml:space="preserve"> a smarter, more reliable alternative to traditional IDS methods.</w:t>
       </w:r>
     </w:p>
     <w:p>
@@ -7948,8 +8047,8 @@
         <w:spacing w:line="340" w:lineRule="exact"/>
         <w:ind w:left="599" w:hanging="239"/>
       </w:pPr>
-      <w:bookmarkStart w:id="13" w:name="•_IDEATION_&amp;_PROPOSED_SOLUTION"/>
-      <w:bookmarkEnd w:id="13"/>
+      <w:bookmarkStart w:id="14" w:name="•_IDEATION_&amp;_PROPOSED_SOLUTION"/>
+      <w:bookmarkEnd w:id="14"/>
       <w:r>
         <w:rPr>
           <w:color w:val="365F91"/>
@@ -8116,7 +8215,13 @@
         <w:t xml:space="preserve"> </w:t>
       </w:r>
       <w:r>
-        <w:t>AI-driven intrusion detection system. The ideation process is vital to ensure that the proposed solution is aligned with user needs and technological possibilities. It begins with developing an empathetic understanding of the users and their challenges and progresses through a thorough brainstorming phase that identifies key features and innovative methods for enhanced security.</w:t>
+        <w:t>AI-driven intrusion detection system. The ideation process is vital to</w:t>
+      </w:r>
+      <w:r>
+        <w:t xml:space="preserve"> ensure that the proposed solution is aligned with user needs and technological possibilities. It begins with developing an empathetic understanding of the users and their challenges and progresses through a thorough brainstorming phase that identifies key</w:t>
+      </w:r>
+      <w:r>
+        <w:t xml:space="preserve"> features and innovative methods for enhanced security.</w:t>
       </w:r>
     </w:p>
     <w:p>
@@ -8181,8 +8286,8 @@
         <w:spacing w:before="1"/>
         <w:jc w:val="both"/>
       </w:pPr>
-      <w:bookmarkStart w:id="14" w:name="Empathy_Map_Canvas"/>
-      <w:bookmarkEnd w:id="14"/>
+      <w:bookmarkStart w:id="15" w:name="Empathy_Map_Canvas"/>
+      <w:bookmarkEnd w:id="15"/>
       <w:r>
         <w:rPr>
           <w:color w:val="4F81BA"/>
@@ -8227,7 +8332,10 @@
         <w:jc w:val="both"/>
       </w:pPr>
       <w:r>
-        <w:t>The Empathy Map Canvas is used to systematically understand the perspective of the key stakeholders who interact with intrusion detection systems. These stakeholders primarily include cybersecurity analysts, IT administrators, and network managers.</w:t>
+        <w:t xml:space="preserve">The Empathy Map Canvas is used to systematically understand the perspective of the key stakeholders who interact with intrusion detection systems. These stakeholders </w:t>
+      </w:r>
+      <w:r>
+        <w:t>primarily include cybersecurity analysts, IT administrators, and network managers.</w:t>
       </w:r>
     </w:p>
     <w:p>
@@ -8539,7 +8647,10 @@
         <w:t xml:space="preserve"> </w:t>
       </w:r>
       <w:r>
-        <w:t>increasing volume and diversity of network traffic without overwhelming them.</w:t>
+        <w:t xml:space="preserve">increasing volume and </w:t>
+      </w:r>
+      <w:r>
+        <w:t>diversity of network traffic without overwhelming them.</w:t>
       </w:r>
     </w:p>
     <w:p>
@@ -8648,7 +8759,10 @@
         <w:t xml:space="preserve"> </w:t>
       </w:r>
       <w:r>
-        <w:t>inability to detect unknown or novel attack vectors. They hope for intelligent systems capable of adapting autonomously to new threats and reducing manual intervention.</w:t>
+        <w:t>inability to detect</w:t>
+      </w:r>
+      <w:r>
+        <w:t xml:space="preserve"> unknown or novel attack vectors. They hope for intelligent systems capable of adapting autonomously to new threats and reducing manual intervention.</w:t>
       </w:r>
     </w:p>
     <w:p>
@@ -8676,7 +8790,10 @@
         <w:t xml:space="preserve">Users’ Do: </w:t>
       </w:r>
       <w:r>
-        <w:t>Security analysts actively monitor dashboards and network logs, sift through alerts, and investigate suspicious activity. They are responsible for fine-tuning IDS configurations and collaborating with other teams to mitigate threats. Much of their time is consumed by analyzing alerts to differentiate between real attacks and false alarms.</w:t>
+        <w:t xml:space="preserve">Security analysts actively monitor dashboards and network logs, sift through alerts, and </w:t>
+      </w:r>
+      <w:r>
+        <w:t>investigate suspicious activity. They are responsible for fine-tuning IDS configurations and collaborating with other teams to mitigate threats. Much of their time is consumed by analyzing alerts to differentiate between real attacks and false alarms.</w:t>
       </w:r>
     </w:p>
     <w:p>
@@ -8701,7 +8818,13 @@
         <w:rPr>
           <w:b/>
         </w:rPr>
-        <w:t>Users’</w:t>
+        <w:t>Us</w:t>
+      </w:r>
+      <w:r>
+        <w:rPr>
+          <w:b/>
+        </w:rPr>
+        <w:t>ers’</w:t>
       </w:r>
       <w:r>
         <w:rPr>
@@ -8949,7 +9072,10 @@
         <w:t xml:space="preserve"> </w:t>
       </w:r>
       <w:r>
-        <w:t>subtle or advanced threats, which can cause significant damage. They seek reassurance and confidence in the tools they use.</w:t>
+        <w:t xml:space="preserve">subtle or advanced threats, which can cause significant damage. They seek </w:t>
+      </w:r>
+      <w:r>
+        <w:t>reassurance and confidence in the tools they use.</w:t>
       </w:r>
     </w:p>
     <w:p>
@@ -8971,7 +9097,10 @@
         <w:jc w:val="both"/>
       </w:pPr>
       <w:r>
-        <w:t>This comprehensive understanding of user experience and pain points informs the design philosophy of the AI-enhanced IDS. The system must be intuitive, accurate, and adaptive to reduce cognitive load and improve response times.</w:t>
+        <w:t xml:space="preserve">This comprehensive understanding of user experience and pain points informs the design philosophy of the AI-enhanced IDS. The system must be intuitive, accurate, and adaptive to reduce cognitive load and </w:t>
+      </w:r>
+      <w:r>
+        <w:t>improve response times.</w:t>
       </w:r>
     </w:p>
     <w:p>
@@ -9005,8 +9134,8 @@
         <w:pStyle w:val="Heading3"/>
         <w:jc w:val="both"/>
       </w:pPr>
-      <w:bookmarkStart w:id="15" w:name="Ideation_&amp;_Brainstorming"/>
-      <w:bookmarkEnd w:id="15"/>
+      <w:bookmarkStart w:id="16" w:name="Ideation_&amp;_Brainstorming"/>
+      <w:bookmarkEnd w:id="16"/>
       <w:r>
         <w:rPr>
           <w:color w:val="4F81BA"/>
@@ -9193,7 +9322,13 @@
         <w:rPr>
           <w:sz w:val="24"/>
         </w:rPr>
-        <w:t>machine learning algorithms such as Support Vector Machines, Random Forest, and clustering methods to detect deviations from normal network behavior, capturing novel threats missed by signature-based IDS.</w:t>
+        <w:t xml:space="preserve">machine learning algorithms such as Support Vector Machines, Random Forest, and clustering methods to detect deviations from normal network </w:t>
+      </w:r>
+      <w:r>
+        <w:rPr>
+          <w:sz w:val="24"/>
+        </w:rPr>
+        <w:t>behavior, capturing novel threats missed by signature-based IDS.</w:t>
       </w:r>
     </w:p>
     <w:p>
@@ -9359,7 +9494,13 @@
         <w:rPr>
           <w:sz w:val="24"/>
         </w:rPr>
-        <w:t>network traffic. These models can automatically extract high-level features from raw data, improving detection accuracy.</w:t>
+        <w:t xml:space="preserve">network traffic. These models can automatically </w:t>
+      </w:r>
+      <w:r>
+        <w:rPr>
+          <w:sz w:val="24"/>
+        </w:rPr>
+        <w:t>extract high-level features from raw data, improving detection accuracy.</w:t>
       </w:r>
     </w:p>
     <w:p>
@@ -9512,7 +9653,13 @@
         <w:rPr>
           <w:sz w:val="24"/>
         </w:rPr>
-        <w:t>streams without manual intervention, increasing the system’s adaptability to various network environments.</w:t>
+        <w:t>streams without manual intervention, inc</w:t>
+      </w:r>
+      <w:r>
+        <w:rPr>
+          <w:sz w:val="24"/>
+        </w:rPr>
+        <w:t>reasing the system’s adaptability to various network environments.</w:t>
       </w:r>
     </w:p>
     <w:p>
@@ -9612,7 +9759,14 @@
           <w:b/>
           <w:sz w:val="24"/>
         </w:rPr>
-        <w:t>and</w:t>
+        <w:t>a</w:t>
+      </w:r>
+      <w:r>
+        <w:rPr>
+          <w:b/>
+          <w:sz w:val="24"/>
+        </w:rPr>
+        <w:t>nd</w:t>
       </w:r>
       <w:r>
         <w:rPr>
@@ -9808,7 +9962,14 @@
           <w:b/>
           <w:sz w:val="24"/>
         </w:rPr>
-        <w:t xml:space="preserve">Integration with Existing Security Infrastructure: </w:t>
+        <w:t xml:space="preserve">Integration with Existing </w:t>
+      </w:r>
+      <w:r>
+        <w:rPr>
+          <w:b/>
+          <w:sz w:val="24"/>
+        </w:rPr>
+        <w:t xml:space="preserve">Security Infrastructure: </w:t>
       </w:r>
       <w:r>
         <w:rPr>
@@ -9886,7 +10047,10 @@
         <w:jc w:val="both"/>
       </w:pPr>
       <w:r>
-        <w:t>Through collaborative brainstorming and</w:t>
+        <w:t xml:space="preserve">Through collaborative brainstorming </w:t>
+      </w:r>
+      <w:r>
+        <w:t>and</w:t>
       </w:r>
       <w:r>
         <w:rPr>
@@ -9943,7 +10107,10 @@
       </w:pPr>
       <w:r>
         <w:lastRenderedPageBreak/>
-        <w:t>The AI-enhanced IDS will thus be capable of detecting both known attack signatures and unknown anomalous activities with high precision, significantly reducing false alarms and enabling more efficient threat management.</w:t>
+        <w:t>The AI-enhanced IDS will thus be capable of detecting both known attack signatures and unknown anomalous activities with high precision, significantly reducing false alarms and enabling more efficient threat man</w:t>
+      </w:r>
+      <w:r>
+        <w:t>agement.</w:t>
       </w:r>
     </w:p>
     <w:p>
@@ -10106,7 +10273,13 @@
         <w:rPr>
           <w:b/>
         </w:rPr>
-        <w:t>AI-Enhanced Intrusion Detection System</w:t>
+        <w:t>AI-</w:t>
+      </w:r>
+      <w:r>
+        <w:rPr>
+          <w:b/>
+        </w:rPr>
+        <w:t>Enhanced Intrusion Detection System</w:t>
       </w:r>
       <w:r>
         <w:t>, this analysis must cover every aspect of detecting, classifying, and mitigating threats using intelligent methods, particularly Artificial Intelligence and Machine Learning.</w:t>
@@ -10134,8 +10307,8 @@
         <w:spacing w:before="1"/>
         <w:jc w:val="both"/>
       </w:pPr>
-      <w:bookmarkStart w:id="16" w:name="Functional_Requirements"/>
-      <w:bookmarkEnd w:id="16"/>
+      <w:bookmarkStart w:id="17" w:name="Functional_Requirements"/>
+      <w:bookmarkEnd w:id="17"/>
       <w:r>
         <w:rPr>
           <w:color w:val="4F81BA"/>
@@ -10177,7 +10350,10 @@
         <w:jc w:val="both"/>
       </w:pPr>
       <w:r>
-        <w:t>The functional requirements specify what the system is expected to do. For an AI-Enhanced Intrusion</w:t>
+        <w:t xml:space="preserve">The functional </w:t>
+      </w:r>
+      <w:r>
+        <w:t>requirements specify what the system is expected to do. For an AI-Enhanced Intrusion</w:t>
       </w:r>
       <w:r>
         <w:rPr>
@@ -10267,7 +10443,10 @@
         <w:t xml:space="preserve"> </w:t>
       </w:r>
       <w:r>
-        <w:t xml:space="preserve">comprehensive network surveillance, threat detection, and responsive actions. One of the primary functions is to </w:t>
+        <w:t>comprehensive network surveillance, threat detection, and responsive actions. One of the primary functio</w:t>
+      </w:r>
+      <w:r>
+        <w:t xml:space="preserve">ns is to </w:t>
       </w:r>
       <w:r>
         <w:rPr>
@@ -10391,7 +10570,10 @@
         <w:t xml:space="preserve"> </w:t>
       </w:r>
       <w:r>
-        <w:t>then</w:t>
+        <w:t>th</w:t>
+      </w:r>
+      <w:r>
+        <w:t>en</w:t>
       </w:r>
       <w:r>
         <w:rPr>
@@ -10809,7 +10991,14 @@
           <w:b/>
           <w:sz w:val="24"/>
         </w:rPr>
-        <w:t>ability</w:t>
+        <w:t>abil</w:t>
+      </w:r>
+      <w:r>
+        <w:rPr>
+          <w:b/>
+          <w:sz w:val="24"/>
+        </w:rPr>
+        <w:t>ity</w:t>
       </w:r>
       <w:r>
         <w:rPr>
@@ -11076,7 +11265,13 @@
         <w:rPr>
           <w:sz w:val="24"/>
         </w:rPr>
-        <w:t>via dashboards, emails, or SMS, depending on the severity.</w:t>
+        <w:t>via dashboards, emails, or SMS,</w:t>
+      </w:r>
+      <w:r>
+        <w:rPr>
+          <w:sz w:val="24"/>
+        </w:rPr>
+        <w:t xml:space="preserve"> depending on the severity.</w:t>
       </w:r>
     </w:p>
     <w:p>
@@ -11337,7 +11532,14 @@
           <w:spacing w:val="-2"/>
           <w:sz w:val="24"/>
         </w:rPr>
-        <w:t>feedback</w:t>
+        <w:t>fee</w:t>
+      </w:r>
+      <w:r>
+        <w:rPr>
+          <w:spacing w:val="-2"/>
+          <w:sz w:val="24"/>
+        </w:rPr>
+        <w:t>dback</w:t>
       </w:r>
       <w:r>
         <w:rPr>
@@ -11547,7 +11749,10 @@
         <w:t>firewalls or SIEM tools</w:t>
       </w:r>
       <w:r>
-        <w:t>, allowing it to not only detect but also respond to threats by updating access control lists, blocking IPs, or notifying other components in a security ecosystem.</w:t>
+        <w:t>, allowing it to not only detect but also respond to threats by updating access control lists, blocking IPs, or notifying other components in a se</w:t>
+      </w:r>
+      <w:r>
+        <w:t>curity ecosystem.</w:t>
       </w:r>
     </w:p>
     <w:p>
@@ -11566,8 +11771,8 @@
         <w:pStyle w:val="Heading3"/>
         <w:jc w:val="both"/>
       </w:pPr>
-      <w:bookmarkStart w:id="17" w:name="Non-Functional_Requirements"/>
-      <w:bookmarkEnd w:id="17"/>
+      <w:bookmarkStart w:id="18" w:name="Non-Functional_Requirements"/>
+      <w:bookmarkEnd w:id="18"/>
       <w:r>
         <w:rPr>
           <w:color w:val="4F81BA"/>
@@ -11717,7 +11922,10 @@
         <w:t xml:space="preserve"> </w:t>
       </w:r>
       <w:r>
-        <w:t xml:space="preserve">In the case of an AI-powered IDS, these parameters ensure the system is usable, efficient, and secure under various conditions. </w:t>
+        <w:t>In the case of an AI-powered IDS, these parameters ensure the system is usable, efficient, and secure under various con</w:t>
+      </w:r>
+      <w:r>
+        <w:t xml:space="preserve">ditions. </w:t>
       </w:r>
       <w:r>
         <w:rPr>
@@ -12147,7 +12355,10 @@
         <w:t xml:space="preserve">Scalability </w:t>
       </w:r>
       <w:r>
-        <w:t>is another major requirement. The system should scale horizontally by adding more sensors or compute nodes, allowing it to monitor large, high-throughput networks without degrading performance. This includes support for cloud-based deployments</w:t>
+        <w:t xml:space="preserve">is another major requirement. The system should scale horizontally by adding more sensors or compute nodes, allowing it to monitor large, </w:t>
+      </w:r>
+      <w:r>
+        <w:t>high-throughput networks without degrading performance. This includes support for cloud-based deployments</w:t>
       </w:r>
       <w:r>
         <w:rPr>
@@ -12460,7 +12671,13 @@
         <w:rPr>
           <w:b/>
         </w:rPr>
-        <w:t>data confidentiality, integrity, and access control</w:t>
+        <w:t>data confidentiality</w:t>
+      </w:r>
+      <w:r>
+        <w:rPr>
+          <w:b/>
+        </w:rPr>
+        <w:t>, integrity, and access control</w:t>
       </w:r>
       <w:r>
         <w:t>. All communications,</w:t>
@@ -12592,7 +12809,13 @@
         <w:rPr>
           <w:spacing w:val="-2"/>
         </w:rPr>
-        <w:t xml:space="preserve">authentication (MFA). </w:t>
+        <w:t>authentication (</w:t>
+      </w:r>
+      <w:r>
+        <w:rPr>
+          <w:spacing w:val="-2"/>
+        </w:rPr>
+        <w:t xml:space="preserve">MFA). </w:t>
       </w:r>
       <w:r>
         <w:rPr>
@@ -12814,7 +13037,10 @@
         <w:t xml:space="preserve">Interoperability </w:t>
       </w:r>
       <w:r>
-        <w:t>is another critical aspect; the IDS should be compatible with existing security infrastructure like firewalls</w:t>
+        <w:t>is another critical aspect; the IDS should be compati</w:t>
+      </w:r>
+      <w:r>
+        <w:t>ble with existing security infrastructure like firewalls</w:t>
       </w:r>
       <w:r>
         <w:rPr>
@@ -12910,7 +13136,10 @@
         <w:t xml:space="preserve"> </w:t>
       </w:r>
       <w:r>
-        <w:t>if</w:t>
+        <w:t>i</w:t>
+      </w:r>
+      <w:r>
+        <w:t>f</w:t>
       </w:r>
       <w:r>
         <w:rPr>
@@ -13054,7 +13283,10 @@
         <w:t xml:space="preserve">portability </w:t>
       </w:r>
       <w:r>
-        <w:t>ensures the system can run on various platforms (Windows, Linux, cloud VMs, Docker containers), making it adaptable for diverse deployment environments.</w:t>
+        <w:t>ensures the</w:t>
+      </w:r>
+      <w:r>
+        <w:t xml:space="preserve"> system can run on various platforms (Windows, Linux, cloud VMs, Docker containers), making it adaptable for diverse deployment environments.</w:t>
       </w:r>
     </w:p>
     <w:p>
@@ -13080,8 +13312,8 @@
         </w:tabs>
         <w:ind w:left="599" w:hanging="239"/>
       </w:pPr>
-      <w:bookmarkStart w:id="18" w:name="•_PROJECT_DESIGN"/>
-      <w:bookmarkEnd w:id="18"/>
+      <w:bookmarkStart w:id="19" w:name="•_PROJECT_DESIGN"/>
+      <w:bookmarkEnd w:id="19"/>
       <w:r>
         <w:rPr>
           <w:color w:val="365F91"/>
@@ -13120,8 +13352,8 @@
         <w:pStyle w:val="Heading3"/>
         <w:jc w:val="both"/>
       </w:pPr>
-      <w:bookmarkStart w:id="19" w:name="Data_Flow_Diagrams_&amp;_User_Stories"/>
-      <w:bookmarkEnd w:id="19"/>
+      <w:bookmarkStart w:id="20" w:name="Data_Flow_Diagrams_&amp;_User_Stories"/>
+      <w:bookmarkEnd w:id="20"/>
       <w:r>
         <w:rPr>
           <w:color w:val="4F81BA"/>
@@ -13228,7 +13460,10 @@
         <w:t xml:space="preserve">Data Flow Diagram (DFD) </w:t>
       </w:r>
       <w:r>
-        <w:t>represents the flow of information within a system. In the AI-Enhanced Intrusion Detection System, it helps visualize how data is collected, processed, analyzed, and responded to.</w:t>
+        <w:t xml:space="preserve">represents the flow of information </w:t>
+      </w:r>
+      <w:r>
+        <w:t>within a system. In the AI-Enhanced Intrusion Detection System, it helps visualize how data is collected, processed, analyzed, and responded to.</w:t>
       </w:r>
     </w:p>
     <w:p>
@@ -13254,8 +13489,8 @@
         <w:pStyle w:val="Heading3"/>
         <w:spacing w:before="78"/>
       </w:pPr>
-      <w:bookmarkStart w:id="20" w:name="Level_0_DFD_(Context_Level):"/>
-      <w:bookmarkEnd w:id="20"/>
+      <w:bookmarkStart w:id="21" w:name="Level_0_DFD_(Context_Level):"/>
+      <w:bookmarkEnd w:id="21"/>
       <w:r>
         <w:rPr>
           <w:color w:val="4F81BA"/>
@@ -13415,7 +13650,13 @@
         <w:rPr>
           <w:spacing w:val="-2"/>
         </w:rPr>
-        <w:t>single</w:t>
+        <w:t>singl</w:t>
+      </w:r>
+      <w:r>
+        <w:rPr>
+          <w:spacing w:val="-2"/>
+        </w:rPr>
+        <w:t>e</w:t>
       </w:r>
       <w:r>
         <w:t xml:space="preserve"> </w:t>
@@ -13631,8 +13872,8 @@
       <w:pPr>
         <w:pStyle w:val="Heading3"/>
       </w:pPr>
-      <w:bookmarkStart w:id="21" w:name="Level_1_DFD:"/>
-      <w:bookmarkEnd w:id="21"/>
+      <w:bookmarkStart w:id="22" w:name="Level_1_DFD:"/>
+      <w:bookmarkEnd w:id="22"/>
       <w:r>
         <w:rPr>
           <w:color w:val="4F81BA"/>
@@ -14112,8 +14353,8 @@
       <w:pPr>
         <w:pStyle w:val="Heading3"/>
       </w:pPr>
-      <w:bookmarkStart w:id="22" w:name="User_Stories:"/>
-      <w:bookmarkEnd w:id="22"/>
+      <w:bookmarkStart w:id="23" w:name="User_Stories:"/>
+      <w:bookmarkEnd w:id="23"/>
       <w:r>
         <w:rPr>
           <w:color w:val="4F81BA"/>
@@ -14850,8 +15091,8 @@
       <w:pPr>
         <w:pStyle w:val="Heading2"/>
       </w:pPr>
-      <w:bookmarkStart w:id="23" w:name="Solution_Architecture"/>
-      <w:bookmarkEnd w:id="23"/>
+      <w:bookmarkStart w:id="24" w:name="Solution_Architecture"/>
+      <w:bookmarkEnd w:id="24"/>
       <w:r>
         <w:rPr>
           <w:spacing w:val="-2"/>
@@ -15049,8 +15290,8 @@
         <w:spacing w:before="78"/>
         <w:ind w:left="1080" w:hanging="359"/>
       </w:pPr>
-      <w:bookmarkStart w:id="24" w:name="•_Data_Acquisition_Layer:"/>
-      <w:bookmarkEnd w:id="24"/>
+      <w:bookmarkStart w:id="25" w:name="•_Data_Acquisition_Layer:"/>
+      <w:bookmarkEnd w:id="25"/>
       <w:r>
         <w:rPr>
           <w:color w:val="4F81BA"/>
@@ -15206,8 +15447,8 @@
         <w:spacing w:before="179"/>
         <w:ind w:left="1080" w:hanging="359"/>
       </w:pPr>
-      <w:bookmarkStart w:id="25" w:name="•_Preprocessing_Layer:"/>
-      <w:bookmarkEnd w:id="25"/>
+      <w:bookmarkStart w:id="26" w:name="•_Preprocessing_Layer:"/>
+      <w:bookmarkEnd w:id="26"/>
       <w:r>
         <w:rPr>
           <w:color w:val="4F81BA"/>
@@ -15376,8 +15617,8 @@
         <w:spacing w:before="179"/>
         <w:ind w:left="1080" w:hanging="359"/>
       </w:pPr>
-      <w:bookmarkStart w:id="26" w:name="•_AI_Detection_Layer:"/>
-      <w:bookmarkEnd w:id="26"/>
+      <w:bookmarkStart w:id="27" w:name="•_AI_Detection_Layer:"/>
+      <w:bookmarkEnd w:id="27"/>
       <w:r>
         <w:rPr>
           <w:color w:val="4F81BA"/>
@@ -15551,8 +15792,8 @@
         <w:spacing w:before="118"/>
         <w:ind w:left="1080" w:hanging="359"/>
       </w:pPr>
-      <w:bookmarkStart w:id="27" w:name="•_Response_Layer:"/>
-      <w:bookmarkEnd w:id="27"/>
+      <w:bookmarkStart w:id="28" w:name="•_Response_Layer:"/>
+      <w:bookmarkEnd w:id="28"/>
       <w:r>
         <w:rPr>
           <w:color w:val="4F81BA"/>
@@ -15662,8 +15903,8 @@
         </w:tabs>
         <w:ind w:left="1080" w:hanging="359"/>
       </w:pPr>
-      <w:bookmarkStart w:id="28" w:name="•_Visualization_Layer:"/>
-      <w:bookmarkEnd w:id="28"/>
+      <w:bookmarkStart w:id="29" w:name="•_Visualization_Layer:"/>
+      <w:bookmarkEnd w:id="29"/>
       <w:r>
         <w:rPr>
           <w:color w:val="4F81BA"/>
@@ -15812,10 +16053,10 @@
         <w:spacing w:before="1"/>
         <w:ind w:left="599" w:hanging="239"/>
       </w:pPr>
-      <w:bookmarkStart w:id="29" w:name="•_PROJECT_PLANNING_&amp;_SCHEDULING"/>
-      <w:bookmarkStart w:id="30" w:name="Technical_Architecture"/>
-      <w:bookmarkEnd w:id="29"/>
+      <w:bookmarkStart w:id="30" w:name="•_PROJECT_PLANNING_&amp;_SCHEDULING"/>
+      <w:bookmarkStart w:id="31" w:name="Technical_Architecture"/>
       <w:bookmarkEnd w:id="30"/>
+      <w:bookmarkEnd w:id="31"/>
       <w:r>
         <w:rPr>
           <w:color w:val="365F91"/>
@@ -15915,8 +16156,8 @@
         <w:pStyle w:val="Heading3"/>
         <w:spacing w:before="121"/>
       </w:pPr>
-      <w:bookmarkStart w:id="31" w:name="Components"/>
-      <w:bookmarkEnd w:id="31"/>
+      <w:bookmarkStart w:id="32" w:name="Components"/>
+      <w:bookmarkEnd w:id="32"/>
       <w:r>
         <w:rPr>
           <w:color w:val="4F81BA"/>
@@ -15931,8 +16172,8 @@
         <w:spacing w:before="187"/>
         <w:ind w:left="721"/>
       </w:pPr>
-      <w:bookmarkStart w:id="32" w:name="Data_Collection_Layer:"/>
-      <w:bookmarkEnd w:id="32"/>
+      <w:bookmarkStart w:id="33" w:name="Data_Collection_Layer:"/>
+      <w:bookmarkEnd w:id="33"/>
       <w:r>
         <w:t>Data</w:t>
       </w:r>
@@ -15970,7 +16211,13 @@
         <w:rPr>
           <w:sz w:val="24"/>
         </w:rPr>
-        <w:t>Sources: Network traffic logs, system logs, firewall logs,</w:t>
+        <w:t>Sources: Net</w:t>
+      </w:r>
+      <w:r>
+        <w:rPr>
+          <w:sz w:val="24"/>
+        </w:rPr>
+        <w:t>work traffic logs, system logs, firewall logs,</w:t>
       </w:r>
       <w:r>
         <w:rPr>
@@ -16086,8 +16333,8 @@
         <w:spacing w:before="134"/>
         <w:ind w:left="721"/>
       </w:pPr>
-      <w:bookmarkStart w:id="33" w:name="Data_Preprocessing_Layer:"/>
-      <w:bookmarkEnd w:id="33"/>
+      <w:bookmarkStart w:id="34" w:name="Data_Preprocessing_Layer:"/>
+      <w:bookmarkEnd w:id="34"/>
       <w:r>
         <w:rPr>
           <w:color w:val="4F81BA"/>
@@ -16201,7 +16448,13 @@
         <w:rPr>
           <w:sz w:val="24"/>
         </w:rPr>
-        <w:t>IP address analysis, protocol identification, packet size).</w:t>
+        <w:t xml:space="preserve">IP address analysis, protocol identification, </w:t>
+      </w:r>
+      <w:r>
+        <w:rPr>
+          <w:sz w:val="24"/>
+        </w:rPr>
+        <w:t>packet size).</w:t>
       </w:r>
     </w:p>
     <w:p>
@@ -16328,8 +16581,8 @@
         <w:spacing w:before="78"/>
         <w:ind w:left="721"/>
       </w:pPr>
-      <w:bookmarkStart w:id="34" w:name="AI_Model_Layer:"/>
-      <w:bookmarkEnd w:id="34"/>
+      <w:bookmarkStart w:id="35" w:name="AI_Model_Layer:"/>
+      <w:bookmarkEnd w:id="35"/>
       <w:r>
         <w:rPr>
           <w:color w:val="4F81BA"/>
@@ -16505,12 +16758,21 @@
         </w:rPr>
         <w:t xml:space="preserve"> </w:t>
       </w:r>
+      <w:proofErr w:type="spellStart"/>
       <w:r>
         <w:rPr>
           <w:spacing w:val="-4"/>
           <w:sz w:val="24"/>
         </w:rPr>
-        <w:t>TensorFlow,</w:t>
+        <w:t>TensorFlow</w:t>
+      </w:r>
+      <w:proofErr w:type="spellEnd"/>
+      <w:r>
+        <w:rPr>
+          <w:spacing w:val="-4"/>
+          <w:sz w:val="24"/>
+        </w:rPr>
+        <w:t>,</w:t>
       </w:r>
       <w:r>
         <w:rPr>
@@ -16542,12 +16804,21 @@
         </w:rPr>
         <w:t xml:space="preserve"> </w:t>
       </w:r>
+      <w:proofErr w:type="spellStart"/>
       <w:r>
         <w:rPr>
           <w:spacing w:val="-4"/>
           <w:sz w:val="24"/>
         </w:rPr>
-        <w:t>Scikit-learn.</w:t>
+        <w:t>Scikit</w:t>
+      </w:r>
+      <w:proofErr w:type="spellEnd"/>
+      <w:r>
+        <w:rPr>
+          <w:spacing w:val="-4"/>
+          <w:sz w:val="24"/>
+        </w:rPr>
+        <w:t>-learn.</w:t>
       </w:r>
     </w:p>
     <w:p>
@@ -16556,8 +16827,8 @@
         <w:spacing w:before="140"/>
         <w:ind w:left="721"/>
       </w:pPr>
-      <w:bookmarkStart w:id="35" w:name="Detection_Engine:"/>
-      <w:bookmarkEnd w:id="35"/>
+      <w:bookmarkStart w:id="36" w:name="Detection_Engine:"/>
+      <w:bookmarkEnd w:id="36"/>
       <w:r>
         <w:rPr>
           <w:color w:val="4F81BA"/>
@@ -16816,8 +17087,8 @@
         <w:spacing w:before="139"/>
         <w:ind w:left="721"/>
       </w:pPr>
-      <w:bookmarkStart w:id="36" w:name="Alert_&amp;_Reporting_Layer:"/>
-      <w:bookmarkEnd w:id="36"/>
+      <w:bookmarkStart w:id="37" w:name="Alert_&amp;_Reporting_Layer:"/>
+      <w:bookmarkEnd w:id="37"/>
       <w:r>
         <w:rPr>
           <w:color w:val="4F81BA"/>
@@ -16937,8 +17208,8 @@
         <w:spacing w:line="311" w:lineRule="exact"/>
         <w:ind w:left="721"/>
       </w:pPr>
-      <w:bookmarkStart w:id="37" w:name="Storage_Layer:"/>
-      <w:bookmarkEnd w:id="37"/>
+      <w:bookmarkStart w:id="38" w:name="Storage_Layer:"/>
+      <w:bookmarkEnd w:id="38"/>
       <w:r>
         <w:rPr>
           <w:color w:val="4F81BA"/>
@@ -17070,8 +17341,8 @@
         <w:spacing w:before="26"/>
         <w:ind w:left="721"/>
       </w:pPr>
-      <w:bookmarkStart w:id="38" w:name="User_Interface:"/>
-      <w:bookmarkEnd w:id="38"/>
+      <w:bookmarkStart w:id="39" w:name="User_Interface:"/>
+      <w:bookmarkEnd w:id="39"/>
       <w:r>
         <w:rPr>
           <w:color w:val="4F81BA"/>
@@ -17091,7 +17362,14 @@
           <w:color w:val="4F81BA"/>
           <w:spacing w:val="-2"/>
         </w:rPr>
-        <w:t>Interface:</w:t>
+        <w:t>Interfac</w:t>
+      </w:r>
+      <w:r>
+        <w:rPr>
+          <w:color w:val="4F81BA"/>
+          <w:spacing w:val="-2"/>
+        </w:rPr>
+        <w:t>e:</w:t>
       </w:r>
     </w:p>
     <w:p>
@@ -17308,8 +17586,8 @@
       <w:pPr>
         <w:pStyle w:val="Heading4"/>
       </w:pPr>
-      <w:bookmarkStart w:id="39" w:name="Sprint_Planning_&amp;_Estimation"/>
-      <w:bookmarkEnd w:id="39"/>
+      <w:bookmarkStart w:id="40" w:name="Sprint_Planning_&amp;_Estimation"/>
+      <w:bookmarkEnd w:id="40"/>
       <w:r>
         <w:t>Sprint</w:t>
       </w:r>
@@ -18868,7 +19146,13 @@
               <w:rPr>
                 <w:sz w:val="24"/>
               </w:rPr>
-              <w:t>Deep learning model</w:t>
+              <w:t xml:space="preserve">Deep </w:t>
+            </w:r>
+            <w:r>
+              <w:rPr>
+                <w:sz w:val="24"/>
+              </w:rPr>
+              <w:t>learning model</w:t>
             </w:r>
             <w:r>
               <w:rPr>
@@ -20468,8 +20752,8 @@
       <w:pPr>
         <w:pStyle w:val="Heading4"/>
       </w:pPr>
-      <w:bookmarkStart w:id="40" w:name="Sprint_Delivery_Schedule_(Starting_16_Ap"/>
-      <w:bookmarkEnd w:id="40"/>
+      <w:bookmarkStart w:id="41" w:name="Sprint_Delivery_Schedule_(Starting_16_Ap"/>
+      <w:bookmarkEnd w:id="41"/>
       <w:r>
         <w:rPr>
           <w:spacing w:val="-2"/>
@@ -21980,7 +22264,14 @@
                 <w:spacing w:val="-2"/>
                 <w:sz w:val="24"/>
               </w:rPr>
-              <w:t>engine integrated</w:t>
+              <w:t xml:space="preserve">engine </w:t>
+            </w:r>
+            <w:r>
+              <w:rPr>
+                <w:spacing w:val="-2"/>
+                <w:sz w:val="24"/>
+              </w:rPr>
+              <w:t>integrated</w:t>
             </w:r>
           </w:p>
           <w:p>
@@ -22837,8 +23128,8 @@
         </w:tabs>
         <w:ind w:left="599" w:hanging="239"/>
       </w:pPr>
-      <w:bookmarkStart w:id="41" w:name="•_CODING_&amp;_SOLUTIONING"/>
-      <w:bookmarkEnd w:id="41"/>
+      <w:bookmarkStart w:id="42" w:name="•_CODING_&amp;_SOLUTIONING"/>
+      <w:bookmarkEnd w:id="42"/>
       <w:r>
         <w:rPr>
           <w:color w:val="365F91"/>
@@ -22881,7 +23172,10 @@
         <w:jc w:val="both"/>
       </w:pPr>
       <w:r>
-        <w:t>This project is focused on building a robust machine learning pipeline for detecting web attacks using a Random Forest classifier. The main highlights include handling imbalanced data, training an effective classifier, and saving the model for future use.</w:t>
+        <w:t xml:space="preserve">This project is focused on building a robust machine learning pipeline for detecting web attacks using a Random </w:t>
+      </w:r>
+      <w:r>
+        <w:t>Forest classifier. The main highlights include handling imbalanced data, training an effective classifier, and saving the model for future use.</w:t>
       </w:r>
     </w:p>
     <w:p>
@@ -22901,8 +23195,8 @@
         <w:spacing w:before="1"/>
         <w:jc w:val="both"/>
       </w:pPr>
-      <w:bookmarkStart w:id="42" w:name="Feature_1:_Handling_Imbalanced_Dataset_U"/>
-      <w:bookmarkEnd w:id="42"/>
+      <w:bookmarkStart w:id="43" w:name="Feature_1:_Handling_Imbalanced_Dataset_U"/>
+      <w:bookmarkEnd w:id="43"/>
       <w:r>
         <w:rPr>
           <w:color w:val="4F81BA"/>
@@ -23003,7 +23297,10 @@
         <w:jc w:val="both"/>
       </w:pPr>
       <w:r>
-        <w:t xml:space="preserve">Web attack datasets often suffer from class imbalance where some attack types are underrepresented. This imbalance can cause the model to be biased towards the majority </w:t>
+        <w:t>Web attack datasets often suffer from class imbalance where</w:t>
+      </w:r>
+      <w:r>
+        <w:t xml:space="preserve"> some attack types are underrepresented. This imbalance can cause the model to be biased towards the majority </w:t>
       </w:r>
       <w:r>
         <w:rPr>
@@ -23151,8 +23448,13 @@
         </w:rPr>
         <w:t>Over-</w:t>
       </w:r>
-      <w:r>
-        <w:t xml:space="preserve">sampling Technique) is used to synthetically generate new samples of the minority class in </w:t>
+      <w:proofErr w:type="gramStart"/>
+      <w:r>
+        <w:t>sampling</w:t>
+      </w:r>
+      <w:proofErr w:type="gramEnd"/>
+      <w:r>
+        <w:t xml:space="preserve"> Technique) is used to synthetically generate new samples of the minority class in </w:t>
       </w:r>
       <w:r>
         <w:rPr>
@@ -23318,11 +23620,19 @@
         <w:t xml:space="preserve"> </w:t>
       </w:r>
       <w:proofErr w:type="spellStart"/>
-      <w:r>
-        <w:rPr>
-          <w:spacing w:val="-2"/>
-        </w:rPr>
-        <w:t>imblearn.over_sampling</w:t>
+      <w:proofErr w:type="gramStart"/>
+      <w:r>
+        <w:rPr>
+          <w:spacing w:val="-2"/>
+        </w:rPr>
+        <w:t>imblearn.over</w:t>
+      </w:r>
+      <w:proofErr w:type="gramEnd"/>
+      <w:r>
+        <w:rPr>
+          <w:spacing w:val="-2"/>
+        </w:rPr>
+        <w:t>_sampling</w:t>
       </w:r>
       <w:proofErr w:type="spellEnd"/>
       <w:r>
@@ -23672,7 +23982,14 @@
         <w:rPr>
           <w:spacing w:val="-2"/>
         </w:rPr>
-        <w:t>smote.fit_resample</w:t>
+        <w:t>smote.fit_</w:t>
+      </w:r>
+      <w:proofErr w:type="gramStart"/>
+      <w:r>
+        <w:rPr>
+          <w:spacing w:val="-2"/>
+        </w:rPr>
+        <w:t>resample</w:t>
       </w:r>
       <w:proofErr w:type="spellEnd"/>
       <w:r>
@@ -23682,6 +23999,7 @@
         <w:t>(</w:t>
       </w:r>
       <w:proofErr w:type="spellStart"/>
+      <w:proofErr w:type="gramEnd"/>
       <w:r>
         <w:rPr>
           <w:spacing w:val="-2"/>
@@ -23761,8 +24079,8 @@
       <w:pPr>
         <w:pStyle w:val="Heading3"/>
       </w:pPr>
-      <w:bookmarkStart w:id="43" w:name="Feature_2:_Training_and_Saving_a_Random_"/>
-      <w:bookmarkEnd w:id="43"/>
+      <w:bookmarkStart w:id="44" w:name="Feature_2:_Training_and_Saving_a_Random_"/>
+      <w:bookmarkEnd w:id="44"/>
       <w:r>
         <w:rPr>
           <w:color w:val="4F81BA"/>
@@ -23999,7 +24317,10 @@
         <w:t xml:space="preserve"> </w:t>
       </w:r>
       <w:r>
-        <w:t>ensemble learning method that builds multiple decision trees and merges their results to improve classification accuracy and control overfitting. Once trained, the model</w:t>
+        <w:t xml:space="preserve">ensemble learning method that builds multiple decision trees and </w:t>
+      </w:r>
+      <w:r>
+        <w:t>merges their results to improve classification accuracy and control overfitting. Once trained, the model</w:t>
       </w:r>
       <w:r>
         <w:rPr>
@@ -24065,8 +24386,8 @@
         <w:pStyle w:val="Heading3"/>
         <w:jc w:val="both"/>
       </w:pPr>
-      <w:bookmarkStart w:id="44" w:name="Code_Implementation:"/>
-      <w:bookmarkEnd w:id="44"/>
+      <w:bookmarkStart w:id="45" w:name="Code_Implementation:"/>
+      <w:bookmarkEnd w:id="45"/>
       <w:r>
         <w:rPr>
           <w:color w:val="4F81BA"/>
@@ -24108,6 +24429,7 @@
         <w:t xml:space="preserve"> </w:t>
       </w:r>
       <w:proofErr w:type="spellStart"/>
+      <w:proofErr w:type="gramStart"/>
       <w:r>
         <w:rPr>
           <w:spacing w:val="-2"/>
@@ -24115,6 +24437,7 @@
         <w:t>sklearn.ensemble</w:t>
       </w:r>
       <w:proofErr w:type="spellEnd"/>
+      <w:proofErr w:type="gramEnd"/>
       <w:r>
         <w:rPr>
           <w:spacing w:val="-11"/>
@@ -24393,6 +24716,7 @@
         <w:t xml:space="preserve">the balanced training data </w:t>
       </w:r>
       <w:proofErr w:type="spellStart"/>
+      <w:proofErr w:type="gramStart"/>
       <w:r>
         <w:rPr>
           <w:spacing w:val="-2"/>
@@ -24407,6 +24731,7 @@
         <w:t>(</w:t>
       </w:r>
       <w:proofErr w:type="spellStart"/>
+      <w:proofErr w:type="gramEnd"/>
       <w:r>
         <w:rPr>
           <w:spacing w:val="-2"/>
@@ -24425,7 +24750,13 @@
         <w:rPr>
           <w:spacing w:val="-2"/>
         </w:rPr>
-        <w:t>y_train_smote</w:t>
+        <w:t>y_train_</w:t>
+      </w:r>
+      <w:r>
+        <w:rPr>
+          <w:spacing w:val="-2"/>
+        </w:rPr>
+        <w:t>smote</w:t>
       </w:r>
       <w:proofErr w:type="spellEnd"/>
       <w:r>
@@ -24463,10 +24794,12 @@
         <w:t xml:space="preserve"># Save the trained model to a file for later use </w:t>
       </w:r>
       <w:proofErr w:type="spellStart"/>
+      <w:proofErr w:type="gramStart"/>
       <w:r>
         <w:t>joblib.dump</w:t>
       </w:r>
       <w:proofErr w:type="spellEnd"/>
+      <w:proofErr w:type="gramEnd"/>
       <w:r>
         <w:t>(model, '</w:t>
       </w:r>
@@ -24559,8 +24892,8 @@
         <w:spacing w:before="1"/>
         <w:ind w:left="599" w:hanging="239"/>
       </w:pPr>
-      <w:bookmarkStart w:id="45" w:name="•_PERFORMANCE_TESTING"/>
-      <w:bookmarkEnd w:id="45"/>
+      <w:bookmarkStart w:id="46" w:name="•_PERFORMANCE_TESTING"/>
+      <w:bookmarkEnd w:id="46"/>
       <w:r>
         <w:rPr>
           <w:color w:val="365F91"/>
@@ -24591,7 +24924,10 @@
         <w:jc w:val="both"/>
       </w:pPr>
       <w:r>
-        <w:t>Performance testing evaluates how well your machine learning model is able to predict the correct class labels on unseen data. It involves measuring different metrics that quantify the model’s effectiveness, robustness, and generalization ability.</w:t>
+        <w:t xml:space="preserve">Performance testing evaluates </w:t>
+      </w:r>
+      <w:r>
+        <w:t>how well your machine learning model is able to predict the correct class labels on unseen data. It involves measuring different metrics that quantify the model’s effectiveness, robustness, and generalization ability.</w:t>
       </w:r>
     </w:p>
     <w:p>
@@ -24610,8 +24946,8 @@
         <w:pStyle w:val="Heading3"/>
         <w:jc w:val="both"/>
       </w:pPr>
-      <w:bookmarkStart w:id="46" w:name="Performance_Metrics"/>
-      <w:bookmarkEnd w:id="46"/>
+      <w:bookmarkStart w:id="47" w:name="Performance_Metrics"/>
+      <w:bookmarkEnd w:id="47"/>
       <w:r>
         <w:rPr>
           <w:color w:val="4F81BA"/>
@@ -24834,8 +25170,8 @@
       <w:pPr>
         <w:pStyle w:val="Heading3"/>
       </w:pPr>
-      <w:bookmarkStart w:id="47" w:name="1._Accuracy"/>
-      <w:bookmarkEnd w:id="47"/>
+      <w:bookmarkStart w:id="48" w:name="1._Accuracy"/>
+      <w:bookmarkEnd w:id="48"/>
       <w:r>
         <w:rPr>
           <w:color w:val="4F81BA"/>
@@ -24949,7 +25285,13 @@
         <w:rPr>
           <w:sz w:val="24"/>
         </w:rPr>
-        <w:t>true negatives) out of all predictions.</w:t>
+        <w:t>true negative</w:t>
+      </w:r>
+      <w:r>
+        <w:rPr>
+          <w:sz w:val="24"/>
+        </w:rPr>
+        <w:t>s) out of all predictions.</w:t>
       </w:r>
     </w:p>
     <w:p>
@@ -25129,8 +25471,8 @@
       <w:pPr>
         <w:pStyle w:val="Heading3"/>
       </w:pPr>
-      <w:bookmarkStart w:id="48" w:name="1._Precision"/>
-      <w:bookmarkEnd w:id="48"/>
+      <w:bookmarkStart w:id="49" w:name="1._Precision"/>
+      <w:bookmarkEnd w:id="49"/>
       <w:r>
         <w:rPr>
           <w:color w:val="4F81BA"/>
@@ -25445,8 +25787,8 @@
         <w:pStyle w:val="Heading3"/>
         <w:spacing w:before="78"/>
       </w:pPr>
-      <w:bookmarkStart w:id="49" w:name="1._Recall_(Sensitivity)"/>
-      <w:bookmarkEnd w:id="49"/>
+      <w:bookmarkStart w:id="50" w:name="1._Recall_(Sensitivity)"/>
+      <w:bookmarkEnd w:id="50"/>
       <w:r>
         <w:rPr>
           <w:color w:val="4F81BA"/>
@@ -25603,7 +25945,13 @@
         <w:rPr>
           <w:sz w:val="24"/>
         </w:rPr>
-        <w:t>actual positives.</w:t>
+        <w:t>actual</w:t>
+      </w:r>
+      <w:r>
+        <w:rPr>
+          <w:sz w:val="24"/>
+        </w:rPr>
+        <w:t xml:space="preserve"> positives.</w:t>
       </w:r>
     </w:p>
     <w:p>
@@ -25775,8 +26123,8 @@
         <w:spacing w:before="1"/>
         <w:ind w:left="593" w:hanging="233"/>
       </w:pPr>
-      <w:bookmarkStart w:id="50" w:name="1._F1-Score"/>
-      <w:bookmarkEnd w:id="50"/>
+      <w:bookmarkStart w:id="51" w:name="1._F1-Score"/>
+      <w:bookmarkEnd w:id="51"/>
       <w:r>
         <w:rPr>
           <w:color w:val="4F81BA"/>
@@ -26108,8 +26456,8 @@
           <w:color w:val="4F81BA"/>
         </w:rPr>
       </w:pPr>
-      <w:bookmarkStart w:id="51" w:name="1._Classification_Report"/>
-      <w:bookmarkEnd w:id="51"/>
+      <w:bookmarkStart w:id="52" w:name="1._Classification_Report"/>
+      <w:bookmarkEnd w:id="52"/>
       <w:r>
         <w:rPr>
           <w:color w:val="4F81BA"/>
@@ -26456,8 +26804,8 @@
       <w:pPr>
         <w:pStyle w:val="Heading3"/>
       </w:pPr>
-      <w:bookmarkStart w:id="52" w:name="code:"/>
-      <w:bookmarkEnd w:id="52"/>
+      <w:bookmarkStart w:id="53" w:name="code:"/>
+      <w:bookmarkEnd w:id="53"/>
       <w:r>
         <w:rPr>
           <w:color w:val="4F81BA"/>
@@ -26485,6 +26833,7 @@
         <w:t xml:space="preserve"> </w:t>
       </w:r>
       <w:proofErr w:type="spellStart"/>
+      <w:proofErr w:type="gramStart"/>
       <w:r>
         <w:rPr>
           <w:spacing w:val="-2"/>
@@ -26492,6 +26841,7 @@
         <w:t>sklearn.metrics</w:t>
       </w:r>
       <w:proofErr w:type="spellEnd"/>
+      <w:proofErr w:type="gramEnd"/>
       <w:r>
         <w:rPr>
           <w:spacing w:val="-8"/>
@@ -26630,6 +26980,7 @@
         <w:t xml:space="preserve"> </w:t>
       </w:r>
       <w:proofErr w:type="spellStart"/>
+      <w:proofErr w:type="gramStart"/>
       <w:r>
         <w:rPr>
           <w:spacing w:val="-2"/>
@@ -26637,6 +26988,7 @@
         <w:t>model.predict</w:t>
       </w:r>
       <w:proofErr w:type="spellEnd"/>
+      <w:proofErr w:type="gramEnd"/>
       <w:r>
         <w:rPr>
           <w:spacing w:val="-2"/>
@@ -26739,7 +27091,14 @@
         <w:rPr>
           <w:spacing w:val="-2"/>
         </w:rPr>
-        <w:t>accuracy_score</w:t>
+        <w:t>accuracy_</w:t>
+      </w:r>
+      <w:proofErr w:type="gramStart"/>
+      <w:r>
+        <w:rPr>
+          <w:spacing w:val="-2"/>
+        </w:rPr>
+        <w:t>score</w:t>
       </w:r>
       <w:proofErr w:type="spellEnd"/>
       <w:r>
@@ -26749,6 +27108,7 @@
         <w:t>(</w:t>
       </w:r>
       <w:proofErr w:type="spellStart"/>
+      <w:proofErr w:type="gramEnd"/>
       <w:r>
         <w:rPr>
           <w:spacing w:val="-2"/>
@@ -26922,13 +27282,18 @@
       </w:r>
       <w:proofErr w:type="spellStart"/>
       <w:r>
-        <w:t>classification_report</w:t>
+        <w:t>classification_</w:t>
+      </w:r>
+      <w:proofErr w:type="gramStart"/>
+      <w:r>
+        <w:t>report</w:t>
       </w:r>
       <w:proofErr w:type="spellEnd"/>
       <w:r>
         <w:t>(</w:t>
       </w:r>
       <w:proofErr w:type="spellStart"/>
+      <w:proofErr w:type="gramEnd"/>
       <w:r>
         <w:t>y_test</w:t>
       </w:r>
@@ -26951,11 +27316,19 @@
         <w:spacing w:before="122"/>
         <w:ind w:left="360"/>
       </w:pPr>
-      <w:r>
-        <w:rPr>
-          <w:spacing w:val="-2"/>
-        </w:rPr>
-        <w:t>print("Classification</w:t>
+      <w:proofErr w:type="gramStart"/>
+      <w:r>
+        <w:rPr>
+          <w:spacing w:val="-2"/>
+        </w:rPr>
+        <w:t>print(</w:t>
+      </w:r>
+      <w:proofErr w:type="gramEnd"/>
+      <w:r>
+        <w:rPr>
+          <w:spacing w:val="-2"/>
+        </w:rPr>
+        <w:t>"Classification</w:t>
       </w:r>
       <w:r>
         <w:rPr>
@@ -27013,8 +27386,8 @@
         <w:pStyle w:val="Heading3"/>
         <w:spacing w:before="1"/>
       </w:pPr>
-      <w:bookmarkStart w:id="53" w:name="Example_output_might_look_like:"/>
-      <w:bookmarkEnd w:id="53"/>
+      <w:bookmarkStart w:id="54" w:name="Example_output_might_look_like:"/>
+      <w:bookmarkEnd w:id="54"/>
       <w:r>
         <w:rPr>
           <w:color w:val="4F81BA"/>
@@ -27076,7 +27449,14 @@
           <w:color w:val="4F81BA"/>
           <w:spacing w:val="-4"/>
         </w:rPr>
-        <w:t>like:</w:t>
+        <w:t>li</w:t>
+      </w:r>
+      <w:r>
+        <w:rPr>
+          <w:color w:val="4F81BA"/>
+          <w:spacing w:val="-4"/>
+        </w:rPr>
+        <w:t>ke:</w:t>
       </w:r>
     </w:p>
     <w:p>
@@ -28392,8 +28772,8 @@
         <w:spacing w:before="79"/>
         <w:ind w:left="720"/>
       </w:pPr>
-      <w:bookmarkStart w:id="54" w:name="•_ADVANTAGES_&amp;_DISADVANTAGES"/>
-      <w:bookmarkEnd w:id="54"/>
+      <w:bookmarkStart w:id="55" w:name="•_ADVANTAGES_&amp;_DISADVANTAGES"/>
+      <w:bookmarkEnd w:id="55"/>
       <w:r>
         <w:rPr>
           <w:color w:val="365F91"/>
@@ -28447,8 +28827,8 @@
         <w:pStyle w:val="Heading3"/>
         <w:spacing w:before="1"/>
       </w:pPr>
-      <w:bookmarkStart w:id="55" w:name="Advantages:"/>
-      <w:bookmarkEnd w:id="55"/>
+      <w:bookmarkStart w:id="56" w:name="Advantages:"/>
+      <w:bookmarkEnd w:id="56"/>
       <w:r>
         <w:rPr>
           <w:color w:val="4F81BA"/>
@@ -28509,7 +28889,21 @@
         <w:rPr>
           <w:sz w:val="24"/>
         </w:rPr>
-        <w:t>The use of SMOTE (Synthetic Minority Over- sampling Technique) addresses the common problem of imbalanced datasets</w:t>
+        <w:t xml:space="preserve">The use of SMOTE (Synthetic Minority Over- </w:t>
+      </w:r>
+      <w:proofErr w:type="gramStart"/>
+      <w:r>
+        <w:rPr>
+          <w:sz w:val="24"/>
+        </w:rPr>
+        <w:t>sampling</w:t>
+      </w:r>
+      <w:proofErr w:type="gramEnd"/>
+      <w:r>
+        <w:rPr>
+          <w:sz w:val="24"/>
+        </w:rPr>
+        <w:t xml:space="preserve"> Technique) addresses the common problem of imbalanced datasets</w:t>
       </w:r>
       <w:r>
         <w:rPr>
@@ -28904,7 +29298,13 @@
         <w:rPr>
           <w:sz w:val="24"/>
         </w:rPr>
-        <w:t>avoid overfitting, providing consistent and stable predictions even on noisy or complex data.</w:t>
+        <w:t>avoid overfitting, providing consistent and stable p</w:t>
+      </w:r>
+      <w:r>
+        <w:rPr>
+          <w:sz w:val="24"/>
+        </w:rPr>
+        <w:t>redictions even on noisy or complex data.</w:t>
       </w:r>
     </w:p>
     <w:p>
@@ -29078,7 +29478,13 @@
         <w:rPr>
           <w:sz w:val="24"/>
         </w:rPr>
-        <w:t>features contribute most to detecting attacks, aiding in domain understanding and potential feature selection.</w:t>
+        <w:t>features contribute most to detecting attacks, aiding in domain understan</w:t>
+      </w:r>
+      <w:r>
+        <w:rPr>
+          <w:sz w:val="24"/>
+        </w:rPr>
+        <w:t>ding and potential feature selection.</w:t>
       </w:r>
     </w:p>
     <w:p>
@@ -29437,8 +29843,8 @@
         <w:pStyle w:val="Heading3"/>
         <w:spacing w:before="1"/>
       </w:pPr>
-      <w:bookmarkStart w:id="56" w:name="Disadvantages:"/>
-      <w:bookmarkEnd w:id="56"/>
+      <w:bookmarkStart w:id="57" w:name="Disadvantages:"/>
+      <w:bookmarkEnd w:id="57"/>
       <w:r>
         <w:rPr>
           <w:color w:val="4F81BA"/>
@@ -29500,7 +29906,13 @@
         <w:rPr>
           <w:sz w:val="24"/>
         </w:rPr>
-        <w:t>Training multiple trees in the forest and applying SMOTE for oversampling can require significant computational resources,</w:t>
+        <w:t>Traini</w:t>
+      </w:r>
+      <w:r>
+        <w:rPr>
+          <w:sz w:val="24"/>
+        </w:rPr>
+        <w:t>ng multiple trees in the forest and applying SMOTE for oversampling can require significant computational resources,</w:t>
       </w:r>
       <w:r>
         <w:rPr>
@@ -29604,7 +30016,13 @@
         <w:rPr>
           <w:sz w:val="24"/>
         </w:rPr>
-        <w:t>Although SMOTE helps balance the classes, it creates synthetic data points that may not perfectly represent real-world variations, which can sometimes cause the model to overfit the training data.</w:t>
+        <w:t xml:space="preserve">Although </w:t>
+      </w:r>
+      <w:r>
+        <w:rPr>
+          <w:sz w:val="24"/>
+        </w:rPr>
+        <w:t>SMOTE helps balance the classes, it creates synthetic data points that may not perfectly represent real-world variations, which can sometimes cause the model to overfit the training data.</w:t>
       </w:r>
     </w:p>
     <w:p>
@@ -29657,7 +30075,13 @@
         <w:rPr>
           <w:sz w:val="24"/>
         </w:rPr>
-        <w:t>Random Forest models may have latency issues during prediction when applied to real-time traffic monitoring unless optimized or simplified.</w:t>
+        <w:t>Random Forest model</w:t>
+      </w:r>
+      <w:r>
+        <w:rPr>
+          <w:sz w:val="24"/>
+        </w:rPr>
+        <w:t>s may have latency issues during prediction when applied to real-time traffic monitoring unless optimized or simplified.</w:t>
       </w:r>
     </w:p>
     <w:p>
@@ -29806,7 +30230,13 @@
         <w:rPr>
           <w:sz w:val="24"/>
         </w:rPr>
-        <w:t>transparent</w:t>
+        <w:t>t</w:t>
+      </w:r>
+      <w:r>
+        <w:rPr>
+          <w:sz w:val="24"/>
+        </w:rPr>
+        <w:t>ransparent</w:t>
       </w:r>
       <w:r>
         <w:rPr>
@@ -29864,7 +30294,13 @@
         <w:rPr>
           <w:sz w:val="24"/>
         </w:rPr>
-        <w:t>Model performance highly depends on the quality and relevance of input features. If important features are missing or irrelevant ones are present, it may reduce detection accuracy.</w:t>
+        <w:t xml:space="preserve">Model performance highly depends on the quality and relevance of input features. If important features are missing or irrelevant </w:t>
+      </w:r>
+      <w:r>
+        <w:rPr>
+          <w:sz w:val="24"/>
+        </w:rPr>
+        <w:t>ones are present, it may reduce detection accuracy.</w:t>
       </w:r>
     </w:p>
     <w:p>
@@ -29900,8 +30336,8 @@
         <w:spacing w:before="79"/>
         <w:ind w:left="720"/>
       </w:pPr>
-      <w:bookmarkStart w:id="57" w:name="•_CONCLUSION"/>
-      <w:bookmarkEnd w:id="57"/>
+      <w:bookmarkStart w:id="58" w:name="•_CONCLUSION"/>
+      <w:bookmarkEnd w:id="58"/>
       <w:r>
         <w:rPr>
           <w:color w:val="365F91"/>
@@ -30047,7 +30483,10 @@
         <w:t xml:space="preserve"> </w:t>
       </w:r>
       <w:r>
-        <w:t>attack detection. Through careful data preprocessing</w:t>
+        <w:t>attack detection. Through careful</w:t>
+      </w:r>
+      <w:r>
+        <w:t xml:space="preserve"> data preprocessing</w:t>
       </w:r>
       <w:r>
         <w:rPr>
@@ -30056,7 +30495,10 @@
         <w:t xml:space="preserve"> </w:t>
       </w:r>
       <w:r>
-        <w:t>and addressing class imbalance with SMOTE, the Random Forest classifier was trained to achieve high accuracy, precision, recall, and F1-score on a balanced dataset. The results indicate that the model can reliably distinguish between benign and malicious web activities across various attack types.</w:t>
+        <w:t>and addressing class imbalance with SMOTE, the Random Forest classifier was trained to achieve high accuracy, precision, recall, and F1-score on a balanced dataset. The results indicate that the model can reliably distinguish between be</w:t>
+      </w:r>
+      <w:r>
+        <w:t>nign and malicious web activities across various attack types.</w:t>
       </w:r>
     </w:p>
     <w:p>
@@ -30078,7 +30520,10 @@
         <w:jc w:val="both"/>
       </w:pPr>
       <w:r>
-        <w:t>The ability to save and reload the trained model enhances its practical utility, allowing deployment in cybersecurity systems for real-time or batch-mode detection. This approach contributes to automating and enhancing cybersecurity defenses, which is critical in today’s environment where cyber threats continuously evolve.</w:t>
+        <w:t xml:space="preserve">The ability to save and reload the trained model enhances its practical utility, allowing deployment in cybersecurity systems for real-time or batch-mode detection. This approach contributes </w:t>
+      </w:r>
+      <w:r>
+        <w:t>to automating and enhancing cybersecurity defenses, which is critical in today’s environment where cyber threats continuously evolve.</w:t>
       </w:r>
     </w:p>
     <w:p>
@@ -30100,7 +30545,10 @@
         <w:jc w:val="both"/>
       </w:pPr>
       <w:r>
-        <w:t>While the current model provides a solid foundation, there are areas for refinement and expansion, especially in improving computational efficiency, model interpretability, and adapting to new attack vectors.</w:t>
+        <w:t>While the current model provides a solid foundation, there are areas for refinement and expansion, especially in improvi</w:t>
+      </w:r>
+      <w:r>
+        <w:t>ng computational efficiency, model interpretability, and adapting to new attack vectors.</w:t>
       </w:r>
     </w:p>
     <w:p>
@@ -30134,8 +30582,8 @@
         <w:spacing w:before="79"/>
         <w:ind w:left="720"/>
       </w:pPr>
-      <w:bookmarkStart w:id="58" w:name="•_FUTURE_SCOPE"/>
-      <w:bookmarkEnd w:id="58"/>
+      <w:bookmarkStart w:id="59" w:name="•_FUTURE_SCOPE"/>
+      <w:bookmarkEnd w:id="59"/>
       <w:r>
         <w:rPr>
           <w:color w:val="365F91"/>
@@ -30229,7 +30677,13 @@
         <w:rPr>
           <w:sz w:val="24"/>
         </w:rPr>
-        <w:t>search, or Bayesian optimization can fine-tune parameters such as number of trees,</w:t>
+        <w:t xml:space="preserve">search, or Bayesian optimization can </w:t>
+      </w:r>
+      <w:r>
+        <w:rPr>
+          <w:sz w:val="24"/>
+        </w:rPr>
+        <w:t>fine-tune parameters such as number of trees,</w:t>
       </w:r>
       <w:r>
         <w:rPr>
@@ -30521,7 +30975,13 @@
         <w:rPr>
           <w:sz w:val="24"/>
         </w:rPr>
-        <w:t>low-latency inference could enable real-time monitoring and alerting of network intrusions and attacks as they occur.</w:t>
+        <w:t>low-latency inference could enable real-time monitoring and alerting</w:t>
+      </w:r>
+      <w:r>
+        <w:rPr>
+          <w:sz w:val="24"/>
+        </w:rPr>
+        <w:t xml:space="preserve"> of network intrusions and attacks as they occur.</w:t>
       </w:r>
     </w:p>
     <w:p>
@@ -30611,7 +31071,13 @@
         <w:rPr>
           <w:sz w:val="24"/>
         </w:rPr>
-        <w:t>, Support Vector Machines, or even deep learning architectures could improve detection rates and reduce false positives.</w:t>
+        <w:t>, Support Vector Machines, or even deep learning architectures could improve detection rates and reduce false po</w:t>
+      </w:r>
+      <w:r>
+        <w:rPr>
+          <w:sz w:val="24"/>
+        </w:rPr>
+        <w:t>sitives.</w:t>
       </w:r>
     </w:p>
     <w:p>
@@ -30687,7 +31153,13 @@
         <w:rPr>
           <w:sz w:val="24"/>
         </w:rPr>
-        <w:t>Using model explainability frameworks such as SHAP (</w:t>
+        <w:t>Usin</w:t>
+      </w:r>
+      <w:r>
+        <w:rPr>
+          <w:sz w:val="24"/>
+        </w:rPr>
+        <w:t>g model explainability frameworks such as SHAP (</w:t>
       </w:r>
       <w:proofErr w:type="spellStart"/>
       <w:r>
@@ -30779,7 +31251,14 @@
           <w:b/>
           <w:sz w:val="24"/>
         </w:rPr>
-        <w:t xml:space="preserve">Adaptation to Evolving Threats: </w:t>
+        <w:t xml:space="preserve">Adaptation to Evolving </w:t>
+      </w:r>
+      <w:r>
+        <w:rPr>
+          <w:b/>
+          <w:sz w:val="24"/>
+        </w:rPr>
+        <w:t xml:space="preserve">Threats: </w:t>
       </w:r>
       <w:r>
         <w:rPr>
@@ -30816,7 +31295,13 @@
         <w:rPr>
           <w:sz w:val="24"/>
         </w:rPr>
-        <w:t>Including more attack types and data from different network environments will make the</w:t>
+        <w:t>Including more attack types and data from different network envi</w:t>
+      </w:r>
+      <w:r>
+        <w:rPr>
+          <w:sz w:val="24"/>
+        </w:rPr>
+        <w:t>ronments will make the</w:t>
       </w:r>
       <w:r>
         <w:rPr>
@@ -30977,7 +31462,13 @@
         <w:rPr>
           <w:sz w:val="24"/>
         </w:rPr>
-        <w:t>(SIEM) tools to enhance usability in enterprise environments.</w:t>
+        <w:t>(SIEM) tools to enhance usability</w:t>
+      </w:r>
+      <w:r>
+        <w:rPr>
+          <w:sz w:val="24"/>
+        </w:rPr>
+        <w:t xml:space="preserve"> in enterprise environments.</w:t>
       </w:r>
     </w:p>
     <w:p>
@@ -31045,8 +31536,8 @@
         <w:spacing w:before="79"/>
         <w:ind w:left="659" w:hanging="299"/>
       </w:pPr>
-      <w:bookmarkStart w:id="59" w:name="•_APPENDIX"/>
-      <w:bookmarkEnd w:id="59"/>
+      <w:bookmarkStart w:id="60" w:name="•_APPENDIX"/>
+      <w:bookmarkEnd w:id="60"/>
       <w:r>
         <w:rPr>
           <w:color w:val="365F91"/>
@@ -31061,8 +31552,8 @@
         <w:pStyle w:val="Heading3"/>
         <w:spacing w:before="197"/>
       </w:pPr>
-      <w:bookmarkStart w:id="60" w:name="Source_Code"/>
-      <w:bookmarkEnd w:id="60"/>
+      <w:bookmarkStart w:id="61" w:name="Source_Code"/>
+      <w:bookmarkEnd w:id="61"/>
       <w:r>
         <w:rPr>
           <w:color w:val="4F81BA"/>
@@ -31107,7 +31598,14 @@
         <w:rPr>
           <w:spacing w:val="-2"/>
         </w:rPr>
-        <w:t>model code</w:t>
+        <w:t xml:space="preserve">model </w:t>
+      </w:r>
+      <w:proofErr w:type="gramStart"/>
+      <w:r>
+        <w:rPr>
+          <w:spacing w:val="-2"/>
+        </w:rPr>
+        <w:t>code</w:t>
       </w:r>
       <w:r>
         <w:rPr>
@@ -31121,6 +31619,7 @@
         </w:rPr>
         <w:t>:</w:t>
       </w:r>
+      <w:proofErr w:type="gramEnd"/>
     </w:p>
     <w:p>
       <w:pPr>
@@ -31223,6 +31722,7 @@
         </w:rPr>
         <w:t xml:space="preserve"> </w:t>
       </w:r>
+      <w:proofErr w:type="gramStart"/>
       <w:r>
         <w:t>code</w:t>
       </w:r>
@@ -31232,6 +31732,7 @@
         </w:rPr>
         <w:t xml:space="preserve"> :</w:t>
       </w:r>
+      <w:proofErr w:type="gramEnd"/>
     </w:p>
     <w:p>
       <w:pPr>
@@ -31540,7 +32041,7 @@
 </file>
 
 <file path=word/numbering.xml><?xml version="1.0" encoding="utf-8"?>
-<w:numbering xmlns:wpc="http://schemas.microsoft.com/office/word/2010/wordprocessingCanvas" xmlns:cx="http://schemas.microsoft.com/office/drawing/2014/chartex" xmlns:cx1="http://schemas.microsoft.com/office/drawing/2015/9/8/chartex" xmlns:cx2="http://schemas.microsoft.com/office/drawing/2015/10/21/chartex" xmlns:cx3="http://schemas.microsoft.com/office/drawing/2016/5/9/chartex" xmlns:cx4="http://schemas.microsoft.com/office/drawing/2016/5/10/chartex" xmlns:cx5="http://schemas.microsoft.com/office/drawing/2016/5/11/chartex" xmlns:cx6="http://schemas.microsoft.com/office/drawing/2016/5/12/chartex" xmlns:cx7="http://schemas.microsoft.com/office/drawing/2016/5/13/chartex" xmlns:cx8="http://schemas.microsoft.com/office/drawing/2016/5/14/chartex" xmlns:mc="http://schemas.openxmlformats.org/markup-compatibility/2006" xmlns:aink="http://schemas.microsoft.com/office/drawing/2016/ink" xmlns:am3d="http://schemas.microsoft.com/office/drawing/2017/model3d" xmlns:o="urn:schemas-microsoft-com:office:office" xmlns:oel="http://schemas.microsoft.com/office/2019/extlst" xmlns:r="http://schemas.openxmlformats.org/officeDocument/2006/relationships" xmlns:m="http://schemas.openxmlformats.org/officeDocument/2006/math" xmlns:v="urn:schemas-microsoft-com:vml" xmlns:wp14="http://schemas.microsoft.com/office/word/2010/wordprocessingDrawing" xmlns:wp="http://schemas.openxmlformats.org/drawingml/2006/wordprocessingDrawing" xmlns:w10="urn:schemas-microsoft-com:office:word" xmlns:w="http://schemas.openxmlformats.org/wordprocessingml/2006/main" xmlns:w14="http://schemas.microsoft.com/office/word/2010/wordml" xmlns:w15="http://schemas.microsoft.com/office/word/2012/wordml" xmlns:w16cex="http://schemas.microsoft.com/office/word/2018/wordml/cex" xmlns:w16cid="http://schemas.microsoft.com/office/word/2016/wordml/cid" xmlns:w16="http://schemas.microsoft.com/office/word/2018/wordml" xmlns:w16du="http://schemas.microsoft.com/office/word/2023/wordml/word16du" xmlns:w16sdtdh="http://schemas.microsoft.com/office/word/2020/wordml/sdtdatahash" xmlns:w16sdtfl="http://schemas.microsoft.com/office/word/2024/wordml/sdtformatlock" xmlns:w16se="http://schemas.microsoft.com/office/word/2015/wordml/symex" xmlns:wpg="http://schemas.microsoft.com/office/word/2010/wordprocessingGroup" xmlns:wpi="http://schemas.microsoft.com/office/word/2010/wordprocessingInk" xmlns:wne="http://schemas.microsoft.com/office/word/2006/wordml" xmlns:wps="http://schemas.microsoft.com/office/word/2010/wordprocessingShape" mc:Ignorable="w14 w15 w16se w16cid w16 w16cex w16sdtdh w16sdtfl w16du wp14">
+<w:numbering xmlns:wpc="http://schemas.microsoft.com/office/word/2010/wordprocessingCanvas" xmlns:cx="http://schemas.microsoft.com/office/drawing/2014/chartex" xmlns:mc="http://schemas.openxmlformats.org/markup-compatibility/2006" xmlns:o="urn:schemas-microsoft-com:office:office" xmlns:r="http://schemas.openxmlformats.org/officeDocument/2006/relationships" xmlns:m="http://schemas.openxmlformats.org/officeDocument/2006/math" xmlns:v="urn:schemas-microsoft-com:vml" xmlns:wp14="http://schemas.microsoft.com/office/word/2010/wordprocessingDrawing" xmlns:wp="http://schemas.openxmlformats.org/drawingml/2006/wordprocessingDrawing" xmlns:w10="urn:schemas-microsoft-com:office:word" xmlns:w="http://schemas.openxmlformats.org/wordprocessingml/2006/main" xmlns:w14="http://schemas.microsoft.com/office/word/2010/wordml" xmlns:w15="http://schemas.microsoft.com/office/word/2012/wordml" xmlns:w16se="http://schemas.microsoft.com/office/word/2015/wordml/symex" xmlns:wpg="http://schemas.microsoft.com/office/word/2010/wordprocessingGroup" xmlns:wpi="http://schemas.microsoft.com/office/word/2010/wordprocessingInk" xmlns:wne="http://schemas.microsoft.com/office/word/2006/wordml" xmlns:wps="http://schemas.microsoft.com/office/word/2010/wordprocessingShape" mc:Ignorable="w14 w15 w16se wp14">
   <w:abstractNum w:abstractNumId="0" w15:restartNumberingAfterBreak="0">
     <w:nsid w:val="0DEA0436"/>
     <w:multiLevelType w:val="hybridMultilevel"/>
@@ -32889,44 +33390,44 @@
       </w:rPr>
     </w:lvl>
   </w:abstractNum>
-  <w:num w:numId="1" w16cid:durableId="241913577">
+  <w:num w:numId="1">
     <w:abstractNumId w:val="7"/>
   </w:num>
-  <w:num w:numId="2" w16cid:durableId="1414089663">
+  <w:num w:numId="2">
     <w:abstractNumId w:val="9"/>
   </w:num>
-  <w:num w:numId="3" w16cid:durableId="1229612067">
+  <w:num w:numId="3">
     <w:abstractNumId w:val="3"/>
   </w:num>
-  <w:num w:numId="4" w16cid:durableId="1811089654">
+  <w:num w:numId="4">
     <w:abstractNumId w:val="1"/>
   </w:num>
-  <w:num w:numId="5" w16cid:durableId="306711816">
+  <w:num w:numId="5">
     <w:abstractNumId w:val="5"/>
   </w:num>
-  <w:num w:numId="6" w16cid:durableId="566960548">
+  <w:num w:numId="6">
     <w:abstractNumId w:val="10"/>
   </w:num>
-  <w:num w:numId="7" w16cid:durableId="453057241">
+  <w:num w:numId="7">
     <w:abstractNumId w:val="8"/>
   </w:num>
-  <w:num w:numId="8" w16cid:durableId="488330727">
+  <w:num w:numId="8">
     <w:abstractNumId w:val="2"/>
   </w:num>
-  <w:num w:numId="9" w16cid:durableId="337658626">
+  <w:num w:numId="9">
     <w:abstractNumId w:val="6"/>
   </w:num>
-  <w:num w:numId="10" w16cid:durableId="1257246990">
+  <w:num w:numId="10">
     <w:abstractNumId w:val="4"/>
   </w:num>
-  <w:num w:numId="11" w16cid:durableId="144669103">
+  <w:num w:numId="11">
     <w:abstractNumId w:val="0"/>
   </w:num>
 </w:numbering>
 </file>
 
 <file path=word/styles.xml><?xml version="1.0" encoding="utf-8"?>
-<w:styles xmlns:mc="http://schemas.openxmlformats.org/markup-compatibility/2006" xmlns:r="http://schemas.openxmlformats.org/officeDocument/2006/relationships" xmlns:w="http://schemas.openxmlformats.org/wordprocessingml/2006/main" xmlns:w14="http://schemas.microsoft.com/office/word/2010/wordml" xmlns:w15="http://schemas.microsoft.com/office/word/2012/wordml" xmlns:w16cex="http://schemas.microsoft.com/office/word/2018/wordml/cex" xmlns:w16cid="http://schemas.microsoft.com/office/word/2016/wordml/cid" xmlns:w16="http://schemas.microsoft.com/office/word/2018/wordml" xmlns:w16du="http://schemas.microsoft.com/office/word/2023/wordml/word16du" xmlns:w16sdtdh="http://schemas.microsoft.com/office/word/2020/wordml/sdtdatahash" xmlns:w16sdtfl="http://schemas.microsoft.com/office/word/2024/wordml/sdtformatlock" xmlns:w16se="http://schemas.microsoft.com/office/word/2015/wordml/symex" mc:Ignorable="w14 w15 w16se w16cid w16 w16cex w16sdtdh w16sdtfl w16du">
+<w:styles xmlns:mc="http://schemas.openxmlformats.org/markup-compatibility/2006" xmlns:r="http://schemas.openxmlformats.org/officeDocument/2006/relationships" xmlns:w="http://schemas.openxmlformats.org/wordprocessingml/2006/main" xmlns:w14="http://schemas.microsoft.com/office/word/2010/wordml" xmlns:w15="http://schemas.microsoft.com/office/word/2012/wordml" xmlns:w16se="http://schemas.microsoft.com/office/word/2015/wordml/symex" mc:Ignorable="w14 w15 w16se">
   <w:docDefaults>
     <w:rPrDefault>
       <w:rPr>
@@ -32944,7 +33445,7 @@
       </w:pPr>
     </w:pPrDefault>
   </w:docDefaults>
-  <w:latentStyles w:defLockedState="0" w:defUIPriority="99" w:defSemiHidden="0" w:defUnhideWhenUsed="0" w:defQFormat="0" w:count="376">
+  <w:latentStyles w:defLockedState="0" w:defUIPriority="99" w:defSemiHidden="0" w:defUnhideWhenUsed="0" w:defQFormat="0" w:count="371">
     <w:lsdException w:name="Normal" w:uiPriority="0" w:qFormat="1"/>
     <w:lsdException w:name="heading 1" w:uiPriority="9" w:qFormat="1"/>
     <w:lsdException w:name="heading 2" w:semiHidden="1" w:uiPriority="9" w:unhideWhenUsed="1" w:qFormat="1"/>
@@ -33316,11 +33817,6 @@
     <w:lsdException w:name="List Table 5 Dark Accent 6" w:uiPriority="50"/>
     <w:lsdException w:name="List Table 6 Colorful Accent 6" w:uiPriority="51"/>
     <w:lsdException w:name="List Table 7 Colorful Accent 6" w:uiPriority="52"/>
-    <w:lsdException w:name="Mention" w:semiHidden="1" w:unhideWhenUsed="1"/>
-    <w:lsdException w:name="Smart Hyperlink" w:semiHidden="1" w:unhideWhenUsed="1"/>
-    <w:lsdException w:name="Hashtag" w:semiHidden="1" w:unhideWhenUsed="1"/>
-    <w:lsdException w:name="Unresolved Mention" w:semiHidden="1" w:unhideWhenUsed="1"/>
-    <w:lsdException w:name="Smart Link" w:semiHidden="1" w:unhideWhenUsed="1"/>
   </w:latentStyles>
   <w:style w:type="paragraph" w:default="1" w:styleId="Normal">
     <w:name w:val="Normal"/>
